--- a/webapp/templates/TOTRINH/05_Mau_Quyet_dinh_quy_dinh_truc_tiep.docx
+++ b/webapp/templates/TOTRINH/05_Mau_Quyet_dinh_quy_dinh_truc_tiep.docx
@@ -1,108 +1,10 @@
 
 <file path=word/document.xml><?xml version="1.0" encoding="utf-8"?>
-<w:document xmlns:wpc="http://schemas.microsoft.com/office/word/2010/wordprocessingCanvas" xmlns:cx="http://schemas.microsoft.com/office/drawing/2014/chartex" xmlns:cx1="http://schemas.microsoft.com/office/drawing/2015/9/8/chartex" xmlns:cx2="http://schemas.microsoft.com/office/drawing/2015/10/21/chartex" xmlns:cx3="http://schemas.microsoft.com/office/drawing/2016/5/9/chartex" xmlns:cx4="http://schemas.microsoft.com/office/drawing/2016/5/10/chartex" xmlns:cx5="http://schemas.microsoft.com/office/drawing/2016/5/11/chartex" xmlns:cx6="http://schemas.microsoft.com/office/drawing/2016/5/12/chartex" xmlns:cx7="http://schemas.microsoft.com/office/drawing/2016/5/13/chartex" xmlns:cx8="http://schemas.microsoft.com/office/drawing/2016/5/14/chartex" xmlns:mc="http://schemas.openxmlformats.org/markup-compatibility/2006" xmlns:aink="http://schemas.microsoft.com/office/drawing/2016/ink" xmlns:am3d="http://schemas.microsoft.com/office/drawing/2017/model3d" xmlns:o="urn:schemas-microsoft-com:office:office" xmlns:oel="http://schemas.microsoft.com/office/2019/extlst" xmlns:r="http://schemas.openxmlformats.org/officeDocument/2006/relationships" xmlns:m="http://schemas.openxmlformats.org/officeDocument/2006/math" xmlns:v="urn:schemas-microsoft-com:vml" xmlns:wp14="http://schemas.microsoft.com/office/word/2010/wordprocessingDrawing" xmlns:wp="http://schemas.openxmlformats.org/drawingml/2006/wordprocessingDrawing" xmlns:w10="urn:schemas-microsoft-com:office:word" xmlns:w="http://schemas.openxmlformats.org/wordprocessingml/2006/main" xmlns:w14="http://schemas.microsoft.com/office/word/2010/wordml" xmlns:w15="http://schemas.microsoft.com/office/word/2012/wordml" xmlns:w16cex="http://schemas.microsoft.com/office/word/2018/wordml/cex" xmlns:w16cid="http://schemas.microsoft.com/office/word/2016/wordml/cid" xmlns:w16="http://schemas.microsoft.com/office/word/2018/wordml" xmlns:w16du="http://schemas.microsoft.com/office/word/2023/wordml/word16du" xmlns:w16sdtdh="http://schemas.microsoft.com/office/word/2020/wordml/sdtdatahash" xmlns:w16sdtfl="http://schemas.microsoft.com/office/word/2024/wordml/sdtformatlock" xmlns:w16se="http://schemas.microsoft.com/office/word/2015/wordml/symex" xmlns:wpg="http://schemas.microsoft.com/office/word/2010/wordprocessingGroup" xmlns:wpi="http://schemas.microsoft.com/office/word/2010/wordprocessingInk" xmlns:wne="http://schemas.microsoft.com/office/word/2006/wordml" xmlns:wps="http://schemas.microsoft.com/office/word/2010/wordprocessingShape" mc:Ignorable="w14 w15 w16se w16cid w16 w16cex w16sdtdh w16sdtfl w16du wp14">
+<w:document xmlns:wpc="http://schemas.microsoft.com/office/word/2010/wordprocessingCanvas" xmlns:cx="http://schemas.microsoft.com/office/drawing/2014/chartex" xmlns:cx1="http://schemas.microsoft.com/office/drawing/2015/9/8/chartex" xmlns:cx2="http://schemas.microsoft.com/office/drawing/2015/10/21/chartex" xmlns:cx3="http://schemas.microsoft.com/office/drawing/2016/5/9/chartex" xmlns:cx4="http://schemas.microsoft.com/office/drawing/2016/5/10/chartex" xmlns:cx5="http://schemas.microsoft.com/office/drawing/2016/5/11/chartex" xmlns:cx6="http://schemas.microsoft.com/office/drawing/2016/5/12/chartex" xmlns:cx7="http://schemas.microsoft.com/office/drawing/2016/5/13/chartex" xmlns:cx8="http://schemas.microsoft.com/office/drawing/2016/5/14/chartex" xmlns:mc="http://schemas.openxmlformats.org/markup-compatibility/2006" xmlns:aink="http://schemas.microsoft.com/office/drawing/2016/ink" xmlns:am3d="http://schemas.microsoft.com/office/drawing/2017/model3d" xmlns:o="urn:schemas-microsoft-com:office:office" xmlns:oel="http://schemas.microsoft.com/office/2019/extlst" xmlns:r="http://schemas.openxmlformats.org/officeDocument/2006/relationships" xmlns:m="http://schemas.openxmlformats.org/officeDocument/2006/math" xmlns:v="urn:schemas-microsoft-com:vml" xmlns:wp14="http://schemas.microsoft.com/office/word/2010/wordprocessingDrawing" xmlns:wp="http://schemas.openxmlformats.org/drawingml/2006/wordprocessingDrawing" xmlns:w10="urn:schemas-microsoft-com:office:word" xmlns:w="http://schemas.openxmlformats.org/wordprocessingml/2006/main" xmlns:w14="http://schemas.microsoft.com/office/word/2010/wordml" xmlns:w15="http://schemas.microsoft.com/office/word/2012/wordml" xmlns:w16cei="http://schemas.microsoft.com/office/word/2026/wordml/cei" xmlns:w16cex="http://schemas.microsoft.com/office/word/2018/wordml/cex" xmlns:w16cid="http://schemas.microsoft.com/office/word/2016/wordml/cid" xmlns:w16="http://schemas.microsoft.com/office/word/2018/wordml" xmlns:w16du="http://schemas.microsoft.com/office/word/2023/wordml/word16du" xmlns:w16sdtdh="http://schemas.microsoft.com/office/word/2020/wordml/sdtdatahash" xmlns:w16sdtfl="http://schemas.microsoft.com/office/word/2024/wordml/sdtformatlock" xmlns:w16se="http://schemas.microsoft.com/office/word/2015/wordml/symex" xmlns:wpg="http://schemas.microsoft.com/office/word/2010/wordprocessingGroup" xmlns:wpi="http://schemas.microsoft.com/office/word/2010/wordprocessingInk" xmlns:wne="http://schemas.microsoft.com/office/word/2006/wordml" xmlns:wps="http://schemas.microsoft.com/office/word/2010/wordprocessingShape" mc:Ignorable="w14 w15 w16se w16cid w16 w16cex w16sdtdh w16sdtfl w16du wp14">
   <w:body>
     <w:tbl>
       <w:tblPr>
-        <w:tblW w:w="0" w:type="auto"/>
-        <w:tblInd w:w="-113" w:type="dxa"/>
-        <w:tblBorders>
-          <w:bottom w:val="single" w:sz="8" w:space="0" w:color="auto"/>
-        </w:tblBorders>
-        <w:tblLayout w:type="fixed"/>
-        <w:tblLook w:val="0000" w:firstRow="0" w:lastRow="0" w:firstColumn="0" w:lastColumn="0" w:noHBand="0" w:noVBand="0"/>
-      </w:tblPr>
-      <w:tblGrid>
-        <w:gridCol w:w="9435"/>
-      </w:tblGrid>
-      <w:tr>
-        <w:trPr>
-          <w:cantSplit/>
-        </w:trPr>
-        <w:tc>
-          <w:tcPr>
-            <w:tcW w:w="9435" w:type="dxa"/>
-            <w:tcBorders>
-              <w:top w:val="nil"/>
-              <w:left w:val="nil"/>
-              <w:bottom w:val="single" w:sz="8" w:space="0" w:color="auto"/>
-              <w:right w:val="nil"/>
-            </w:tcBorders>
-          </w:tcPr>
-          <w:p>
-            <w:pPr>
-              <w:pStyle w:val="BodyTextIndent"/>
-              <w:spacing w:after="0"/>
-              <w:ind w:firstLine="0"/>
-              <w:rPr>
-                <w:rFonts w:ascii="Times New Roman" w:hAnsi="Times New Roman"/>
-              </w:rPr>
-            </w:pPr>
-            <w:r>
-              <w:rPr>
-                <w:rFonts w:ascii="Times New Roman" w:hAnsi="Times New Roman"/>
-                <w:b/>
-              </w:rPr>
-            </w:r>
-            <w:r>
-              <w:rPr>
-                <w:rFonts w:ascii="Times New Roman" w:hAnsi="Times New Roman"/>
-                <w:b/>
-              </w:rPr>
-            </w:r>
-            <w:r>
-              <w:rPr>
-                <w:rFonts w:ascii="Times New Roman" w:hAnsi="Times New Roman"/>
-                <w:b/>
-              </w:rPr>
-              <w:t xml:space="preserve">Mẫu </w:t>
-            </w:r>
-            <w:r>
-              <w:rPr>
-                <w:rFonts w:ascii="Times New Roman" w:hAnsi="Times New Roman"/>
-                <w:b/>
-              </w:rPr>
-              <w:t>5</w:t>
-            </w:r>
-            <w:r>
-              <w:rPr>
-                <w:rFonts w:ascii="Times New Roman" w:hAnsi="Times New Roman"/>
-                <w:b/>
-              </w:rPr>
-              <w:t>. Quyết định</w:t>
-            </w:r>
-            <w:r>
-              <w:rPr>
-                <w:rFonts w:ascii="Times New Roman" w:hAnsi="Times New Roman"/>
-                <w:b/>
-              </w:rPr>
-              <w:t xml:space="preserve"> </w:t>
-            </w:r>
-            <w:r>
-              <w:rPr>
-                <w:rFonts w:ascii="Times New Roman" w:hAnsi="Times New Roman"/>
-                <w:b/>
-              </w:rPr>
-              <w:t>(quy định trực tiếp)</w:t>
-            </w:r>
-          </w:p>
-        </w:tc>
-      </w:tr>
-    </w:tbl>
-    <w:p>
-      <w:pPr>
-        <w:pStyle w:val="BodyTextIndent"/>
-        <w:spacing w:after="0"/>
-        <w:ind w:firstLine="0"/>
-        <w:rPr>
-          <w:rFonts w:ascii="Times New Roman" w:hAnsi="Times New Roman"/>
-          <w:sz w:val="20"/>
-        </w:rPr>
-      </w:pPr>
-    </w:p>
-    <w:tbl>
-      <w:tblPr>
-        <w:tblW w:w="0" w:type="auto"/>
+        <w:tblW w:w="9412" w:type="dxa"/>
         <w:tblInd w:w="-113" w:type="dxa"/>
         <w:tblLayout w:type="fixed"/>
         <w:tblCellMar>
@@ -129,19 +31,29 @@
               <w:jc w:val="center"/>
               <w:rPr>
                 <w:rFonts w:ascii="Times New Roman" w:hAnsi="Times New Roman"/>
-                <w:bCs/>
-                <w:sz w:val="26"/>
-                <w:szCs w:val="26"/>
+                <w:szCs w:val="28"/>
               </w:rPr>
             </w:pPr>
             <w:r>
               <w:rPr>
                 <w:rFonts w:ascii="Times New Roman" w:hAnsi="Times New Roman"/>
-                <w:bCs/>
-                <w:sz w:val="26"/>
-                <w:szCs w:val="26"/>
-              </w:rPr>
-              <w:t xml:space="preserve">TẬP ĐOÀN </w:t>
+                <w:szCs w:val="28"/>
+              </w:rPr>
+              <w:t xml:space="preserve">VIỄN THÔNG </w:t>
+            </w:r>
+            <w:r>
+              <w:rPr>
+                <w:rFonts w:ascii="Times New Roman" w:hAnsi="Times New Roman"/>
+                <w:szCs w:val="28"/>
+              </w:rPr>
+              <w:t>TÂY NINH</w:t>
+            </w:r>
+            <w:r>
+              <w:rPr>
+                <w:rFonts w:ascii="Times New Roman" w:hAnsi="Times New Roman"/>
+                <w:szCs w:val="28"/>
+              </w:rPr>
+              <w:t xml:space="preserve"> </w:t>
             </w:r>
           </w:p>
           <w:p>
@@ -149,7 +61,7 @@
               <w:jc w:val="center"/>
               <w:rPr>
                 <w:rFonts w:ascii="Times New Roman" w:hAnsi="Times New Roman"/>
-                <w:bCs/>
+                <w:b/>
                 <w:sz w:val="24"/>
                 <w:szCs w:val="24"/>
               </w:rPr>
@@ -157,62 +69,11 @@
             <w:r>
               <w:rPr>
                 <w:rFonts w:ascii="Times New Roman" w:hAnsi="Times New Roman"/>
-                <w:bCs/>
-                <w:sz w:val="26"/>
-                <w:szCs w:val="26"/>
-              </w:rPr>
-              <w:t xml:space="preserve">BƯU CHÍNH VIỄN THÔNG VIỆT </w:t>
-            </w:r>
-            <w:smartTag w:uri="urn:schemas-microsoft-com:office:smarttags" w:element="place">
-              <w:smartTag w:uri="urn:schemas-microsoft-com:office:smarttags" w:element="country-region">
-                <w:r>
-                  <w:rPr>
-                    <w:rFonts w:ascii="Times New Roman" w:hAnsi="Times New Roman"/>
-                    <w:bCs/>
-                    <w:sz w:val="26"/>
-                    <w:szCs w:val="26"/>
-                  </w:rPr>
-                  <w:t>NAM</w:t>
-                </w:r>
-              </w:smartTag>
-            </w:smartTag>
-          </w:p>
-          <w:p>
-            <w:pPr>
-              <w:jc w:val="center"/>
-              <w:rPr>
-                <w:rFonts w:ascii="Times New Roman" w:hAnsi="Times New Roman"/>
-                <w:b/>
-                <w:sz w:val="24"/>
-                <w:szCs w:val="24"/>
-              </w:rPr>
-            </w:pPr>
-            <w:r>
-              <w:rPr>
-                <w:rFonts w:ascii="Times New Roman" w:hAnsi="Times New Roman"/>
                 <w:b/>
                 <w:bCs/>
                 <w:szCs w:val="28"/>
               </w:rPr>
-              <w:t xml:space="preserve">VIỄN THÔNG </w:t>
-            </w:r>
-            <w:r>
-              <w:rPr>
-                <w:rFonts w:ascii="Times New Roman" w:hAnsi="Times New Roman"/>
-                <w:b/>
-                <w:bCs/>
-                <w:szCs w:val="28"/>
-              </w:rPr>
-              <w:t>TÂY NINH</w:t>
-            </w:r>
-            <w:r>
-              <w:rPr>
-                <w:rFonts w:ascii="Times New Roman" w:hAnsi="Times New Roman"/>
-                <w:b/>
-                <w:bCs/>
-                <w:szCs w:val="28"/>
-              </w:rPr>
-              <w:t xml:space="preserve"> </w:t>
+              <w:t xml:space="preserve">TRUNG TÂM HẠ TẦNG </w:t>
             </w:r>
           </w:p>
           <w:p>
@@ -320,8 +181,8 @@
               </w:rPr>
               <w:t xml:space="preserve">CỘNG HOÀ XÃ HỘI CHỦ NGHĨA VIỆT </w:t>
             </w:r>
-            <w:smartTag w:uri="urn:schemas-microsoft-com:office:smarttags" w:element="place">
-              <w:smartTag w:uri="urn:schemas-microsoft-com:office:smarttags" w:element="country-region">
+            <w:smartTag w:uri="urn:schemas-microsoft-com:office:smarttags" w:element="country-region">
+              <w:smartTag w:uri="urn:schemas-microsoft-com:office:smarttags" w:element="place">
                 <w:r>
                   <w:rPr>
                     <w:rFonts w:ascii="Times New Roman" w:hAnsi="Times New Roman"/>
@@ -342,14 +203,88 @@
                 <w:szCs w:val="28"/>
               </w:rPr>
             </w:pPr>
+            <w:proofErr w:type="spellStart"/>
             <w:r>
               <w:rPr>
                 <w:rFonts w:ascii="Times New Roman" w:hAnsi="Times New Roman"/>
                 <w:b/>
                 <w:szCs w:val="28"/>
               </w:rPr>
-              <w:t>Độc lập - Tự do - Hạnh phúc</w:t>
-            </w:r>
+              <w:t>Độc</w:t>
+            </w:r>
+            <w:proofErr w:type="spellEnd"/>
+            <w:r>
+              <w:rPr>
+                <w:rFonts w:ascii="Times New Roman" w:hAnsi="Times New Roman"/>
+                <w:b/>
+                <w:szCs w:val="28"/>
+              </w:rPr>
+              <w:t xml:space="preserve"> </w:t>
+            </w:r>
+            <w:proofErr w:type="spellStart"/>
+            <w:r>
+              <w:rPr>
+                <w:rFonts w:ascii="Times New Roman" w:hAnsi="Times New Roman"/>
+                <w:b/>
+                <w:szCs w:val="28"/>
+              </w:rPr>
+              <w:t>lập</w:t>
+            </w:r>
+            <w:proofErr w:type="spellEnd"/>
+            <w:r>
+              <w:rPr>
+                <w:rFonts w:ascii="Times New Roman" w:hAnsi="Times New Roman"/>
+                <w:b/>
+                <w:szCs w:val="28"/>
+              </w:rPr>
+              <w:t xml:space="preserve"> - </w:t>
+            </w:r>
+            <w:proofErr w:type="spellStart"/>
+            <w:r>
+              <w:rPr>
+                <w:rFonts w:ascii="Times New Roman" w:hAnsi="Times New Roman"/>
+                <w:b/>
+                <w:szCs w:val="28"/>
+              </w:rPr>
+              <w:t>Tự</w:t>
+            </w:r>
+            <w:proofErr w:type="spellEnd"/>
+            <w:r>
+              <w:rPr>
+                <w:rFonts w:ascii="Times New Roman" w:hAnsi="Times New Roman"/>
+                <w:b/>
+                <w:szCs w:val="28"/>
+              </w:rPr>
+              <w:t xml:space="preserve"> do - </w:t>
+            </w:r>
+            <w:proofErr w:type="spellStart"/>
+            <w:r>
+              <w:rPr>
+                <w:rFonts w:ascii="Times New Roman" w:hAnsi="Times New Roman"/>
+                <w:b/>
+                <w:szCs w:val="28"/>
+              </w:rPr>
+              <w:t>Hạnh</w:t>
+            </w:r>
+            <w:proofErr w:type="spellEnd"/>
+            <w:r>
+              <w:rPr>
+                <w:rFonts w:ascii="Times New Roman" w:hAnsi="Times New Roman"/>
+                <w:b/>
+                <w:szCs w:val="28"/>
+              </w:rPr>
+              <w:t xml:space="preserve"> </w:t>
+            </w:r>
+            <w:proofErr w:type="spellStart"/>
+            <w:r>
+              <w:rPr>
+                <w:rFonts w:ascii="Times New Roman" w:hAnsi="Times New Roman"/>
+                <w:b/>
+                <w:szCs w:val="28"/>
+              </w:rPr>
+              <w:t>phúc</w:t>
+            </w:r>
+            <w:proofErr w:type="spellEnd"/>
           </w:p>
           <w:p>
             <w:pPr>
@@ -461,12 +396,21 @@
               </w:rPr>
               <w:t xml:space="preserve">     </w:t>
             </w:r>
+            <w:proofErr w:type="spellStart"/>
             <w:r>
               <w:rPr>
                 <w:rFonts w:ascii="Times New Roman" w:hAnsi="Times New Roman"/>
                 <w:szCs w:val="28"/>
               </w:rPr>
-              <w:t xml:space="preserve">Số:          </w:t>
+              <w:t>Số</w:t>
+            </w:r>
+            <w:proofErr w:type="spellEnd"/>
+            <w:r>
+              <w:rPr>
+                <w:rFonts w:ascii="Times New Roman" w:hAnsi="Times New Roman"/>
+                <w:szCs w:val="28"/>
+              </w:rPr>
+              <w:t xml:space="preserve">:          </w:t>
             </w:r>
           </w:p>
         </w:tc>
@@ -500,29 +444,75 @@
               </w:rPr>
               <w:t xml:space="preserve">, </w:t>
             </w:r>
+            <w:proofErr w:type="spellStart"/>
             <w:r>
               <w:rPr>
                 <w:rFonts w:ascii="Times New Roman" w:hAnsi="Times New Roman"/>
                 <w:i/>
                 <w:szCs w:val="28"/>
               </w:rPr>
-              <w:t xml:space="preserve">ngày        tháng  </w:t>
-            </w:r>
+              <w:t>ngày</w:t>
+            </w:r>
+            <w:proofErr w:type="spellEnd"/>
             <w:r>
               <w:rPr>
                 <w:rFonts w:ascii="Times New Roman" w:hAnsi="Times New Roman"/>
                 <w:i/>
                 <w:szCs w:val="28"/>
               </w:rPr>
-              <w:t xml:space="preserve">  </w:t>
-            </w:r>
+              <w:t xml:space="preserve">        </w:t>
+            </w:r>
+            <w:proofErr w:type="spellStart"/>
             <w:r>
               <w:rPr>
                 <w:rFonts w:ascii="Times New Roman" w:hAnsi="Times New Roman"/>
                 <w:i/>
                 <w:szCs w:val="28"/>
               </w:rPr>
-              <w:t xml:space="preserve">    năm  </w:t>
+              <w:t>tháng</w:t>
+            </w:r>
+            <w:proofErr w:type="spellEnd"/>
+            <w:r>
+              <w:rPr>
+                <w:rFonts w:ascii="Times New Roman" w:hAnsi="Times New Roman"/>
+                <w:i/>
+                <w:szCs w:val="28"/>
+              </w:rPr>
+              <w:t xml:space="preserve">  </w:t>
+            </w:r>
+            <w:r>
+              <w:rPr>
+                <w:rFonts w:ascii="Times New Roman" w:hAnsi="Times New Roman"/>
+                <w:i/>
+                <w:szCs w:val="28"/>
+              </w:rPr>
+              <w:t xml:space="preserve">  </w:t>
+            </w:r>
+            <w:r>
+              <w:rPr>
+                <w:rFonts w:ascii="Times New Roman" w:hAnsi="Times New Roman"/>
+                <w:i/>
+                <w:szCs w:val="28"/>
+              </w:rPr>
+              <w:t xml:space="preserve">    </w:t>
+            </w:r>
+            <w:proofErr w:type="spellStart"/>
+            <w:r>
+              <w:rPr>
+                <w:rFonts w:ascii="Times New Roman" w:hAnsi="Times New Roman"/>
+                <w:i/>
+                <w:szCs w:val="28"/>
+              </w:rPr>
+              <w:t>năm</w:t>
+            </w:r>
+            <w:proofErr w:type="spellEnd"/>
+            <w:r>
+              <w:rPr>
+                <w:rFonts w:ascii="Times New Roman" w:hAnsi="Times New Roman"/>
+                <w:i/>
+                <w:szCs w:val="28"/>
+              </w:rPr>
+              <w:t xml:space="preserve">  </w:t>
             </w:r>
           </w:p>
         </w:tc>
@@ -566,17 +556,33 @@
           <w:b w:val="0"/>
         </w:rPr>
       </w:pPr>
-      <w:r>
-        <w:rPr>
-          <w:rFonts w:ascii="Times New Roman" w:hAnsi="Times New Roman"/>
-        </w:rPr>
-        <w:t xml:space="preserve">Về </w:t>
-      </w:r>
-      <w:r>
-        <w:rPr>
-          <w:rFonts w:ascii="Times New Roman" w:hAnsi="Times New Roman"/>
-        </w:rPr>
-        <w:t xml:space="preserve">việc ...................... </w:t>
+      <w:proofErr w:type="spellStart"/>
+      <w:r>
+        <w:rPr>
+          <w:rFonts w:ascii="Times New Roman" w:hAnsi="Times New Roman"/>
+        </w:rPr>
+        <w:t>Về</w:t>
+      </w:r>
+      <w:proofErr w:type="spellEnd"/>
+      <w:r>
+        <w:rPr>
+          <w:rFonts w:ascii="Times New Roman" w:hAnsi="Times New Roman"/>
+        </w:rPr>
+        <w:t xml:space="preserve"> </w:t>
+      </w:r>
+      <w:proofErr w:type="spellStart"/>
+      <w:r>
+        <w:rPr>
+          <w:rFonts w:ascii="Times New Roman" w:hAnsi="Times New Roman"/>
+        </w:rPr>
+        <w:t>việc</w:t>
+      </w:r>
+      <w:proofErr w:type="spellEnd"/>
+      <w:r>
+        <w:rPr>
+          <w:rFonts w:ascii="Times New Roman" w:hAnsi="Times New Roman"/>
+        </w:rPr>
+        <w:t xml:space="preserve"> ...................... </w:t>
       </w:r>
       <w:r>
         <w:rPr>
@@ -712,7 +718,16 @@
           <w:b/>
           <w:szCs w:val="28"/>
         </w:rPr>
-        <w:t>GIÁM ĐỐC</w:t>
+        <w:t xml:space="preserve">GIÁM </w:t>
+      </w:r>
+      <w:proofErr w:type="gramStart"/>
+      <w:r>
+        <w:rPr>
+          <w:rFonts w:ascii="Times New Roman" w:hAnsi="Times New Roman"/>
+          <w:b/>
+          <w:szCs w:val="28"/>
+        </w:rPr>
+        <w:t>ĐỐC</w:t>
       </w:r>
       <w:r>
         <w:rPr>
@@ -721,6 +736,7 @@
         </w:rPr>
         <w:t>(</w:t>
       </w:r>
+      <w:proofErr w:type="gramEnd"/>
       <w:r>
         <w:rPr>
           <w:rFonts w:ascii="Times New Roman" w:hAnsi="Times New Roman"/>
@@ -766,13 +782,41 @@
         </w:rPr>
         <w:tab/>
       </w:r>
+      <w:proofErr w:type="spellStart"/>
       <w:r>
         <w:rPr>
           <w:rFonts w:ascii="Times New Roman" w:hAnsi="Times New Roman"/>
           <w:i/>
           <w:iCs/>
         </w:rPr>
-        <w:t>Căn cứ ...............................................</w:t>
+        <w:t>Căn</w:t>
+      </w:r>
+      <w:proofErr w:type="spellEnd"/>
+      <w:r>
+        <w:rPr>
+          <w:rFonts w:ascii="Times New Roman" w:hAnsi="Times New Roman"/>
+          <w:i/>
+          <w:iCs/>
+        </w:rPr>
+        <w:t xml:space="preserve"> </w:t>
+      </w:r>
+      <w:proofErr w:type="spellStart"/>
+      <w:r>
+        <w:rPr>
+          <w:rFonts w:ascii="Times New Roman" w:hAnsi="Times New Roman"/>
+          <w:i/>
+          <w:iCs/>
+        </w:rPr>
+        <w:t>cứ</w:t>
+      </w:r>
+      <w:proofErr w:type="spellEnd"/>
+      <w:r>
+        <w:rPr>
+          <w:rFonts w:ascii="Times New Roman" w:hAnsi="Times New Roman"/>
+          <w:i/>
+          <w:iCs/>
+        </w:rPr>
+        <w:t xml:space="preserve"> ...............................................</w:t>
       </w:r>
       <w:r>
         <w:rPr>
@@ -849,7 +893,24 @@
           <w:iCs/>
         </w:rPr>
         <w:tab/>
-        <w:t>Căn cứ............................................................................................;</w:t>
+      </w:r>
+      <w:proofErr w:type="spellStart"/>
+      <w:r>
+        <w:rPr>
+          <w:rFonts w:ascii="Times New Roman" w:hAnsi="Times New Roman"/>
+          <w:i/>
+          <w:iCs/>
+        </w:rPr>
+        <w:t>Căn</w:t>
+      </w:r>
+      <w:proofErr w:type="spellEnd"/>
+      <w:r>
+        <w:rPr>
+          <w:rFonts w:ascii="Times New Roman" w:hAnsi="Times New Roman"/>
+          <w:i/>
+          <w:iCs/>
+        </w:rPr>
+        <w:t xml:space="preserve"> cứ............................................................................................;</w:t>
       </w:r>
     </w:p>
     <w:p>
@@ -887,14 +948,68 @@
           <w:i/>
           <w:iCs/>
         </w:rPr>
-        <w:t xml:space="preserve"> đề nghị của………………………………</w:t>
-      </w:r>
+        <w:t xml:space="preserve"> </w:t>
+      </w:r>
+      <w:proofErr w:type="spellStart"/>
       <w:r>
         <w:rPr>
           <w:rFonts w:ascii="Times New Roman" w:hAnsi="Times New Roman"/>
           <w:i/>
           <w:iCs/>
         </w:rPr>
+        <w:t>đề</w:t>
+      </w:r>
+      <w:proofErr w:type="spellEnd"/>
+      <w:r>
+        <w:rPr>
+          <w:rFonts w:ascii="Times New Roman" w:hAnsi="Times New Roman"/>
+          <w:i/>
+          <w:iCs/>
+        </w:rPr>
+        <w:t xml:space="preserve"> </w:t>
+      </w:r>
+      <w:proofErr w:type="spellStart"/>
+      <w:r>
+        <w:rPr>
+          <w:rFonts w:ascii="Times New Roman" w:hAnsi="Times New Roman"/>
+          <w:i/>
+          <w:iCs/>
+        </w:rPr>
+        <w:t>nghị</w:t>
+      </w:r>
+      <w:proofErr w:type="spellEnd"/>
+      <w:r>
+        <w:rPr>
+          <w:rFonts w:ascii="Times New Roman" w:hAnsi="Times New Roman"/>
+          <w:i/>
+          <w:iCs/>
+        </w:rPr>
+        <w:t xml:space="preserve"> </w:t>
+      </w:r>
+      <w:proofErr w:type="spellStart"/>
+      <w:r>
+        <w:rPr>
+          <w:rFonts w:ascii="Times New Roman" w:hAnsi="Times New Roman"/>
+          <w:i/>
+          <w:iCs/>
+        </w:rPr>
+        <w:t>của</w:t>
+      </w:r>
+      <w:proofErr w:type="spellEnd"/>
+      <w:r>
+        <w:rPr>
+          <w:rFonts w:ascii="Times New Roman" w:hAnsi="Times New Roman"/>
+          <w:i/>
+          <w:iCs/>
+        </w:rPr>
+        <w:t>………………………………</w:t>
+      </w:r>
+      <w:r>
+        <w:rPr>
+          <w:rFonts w:ascii="Times New Roman" w:hAnsi="Times New Roman"/>
+          <w:i/>
+          <w:iCs/>
+        </w:rPr>
         <w:t>,</w:t>
       </w:r>
     </w:p>
@@ -964,12 +1079,21 @@
         </w:rPr>
         <w:tab/>
       </w:r>
+      <w:proofErr w:type="spellStart"/>
       <w:r>
         <w:rPr>
           <w:rFonts w:ascii="Times New Roman" w:hAnsi="Times New Roman"/>
           <w:b/>
         </w:rPr>
-        <w:t>Điều 1.</w:t>
+        <w:t>Điều</w:t>
+      </w:r>
+      <w:proofErr w:type="spellEnd"/>
+      <w:r>
+        <w:rPr>
+          <w:rFonts w:ascii="Times New Roman" w:hAnsi="Times New Roman"/>
+          <w:b/>
+        </w:rPr>
+        <w:t xml:space="preserve"> 1.</w:t>
       </w:r>
       <w:r>
         <w:rPr>
@@ -1039,12 +1163,21 @@
         </w:rPr>
         <w:tab/>
       </w:r>
+      <w:proofErr w:type="spellStart"/>
       <w:r>
         <w:rPr>
           <w:rFonts w:ascii="Times New Roman" w:hAnsi="Times New Roman"/>
           <w:b/>
         </w:rPr>
-        <w:t xml:space="preserve">Điều 2. </w:t>
+        <w:t>Điều</w:t>
+      </w:r>
+      <w:proofErr w:type="spellEnd"/>
+      <w:r>
+        <w:rPr>
+          <w:rFonts w:ascii="Times New Roman" w:hAnsi="Times New Roman"/>
+          <w:b/>
+        </w:rPr>
+        <w:t xml:space="preserve"> 2. </w:t>
       </w:r>
       <w:r>
         <w:rPr>
@@ -1087,12 +1220,21 @@
         </w:rPr>
         <w:tab/>
       </w:r>
+      <w:proofErr w:type="spellStart"/>
       <w:r>
         <w:rPr>
           <w:rFonts w:ascii="Times New Roman" w:hAnsi="Times New Roman"/>
           <w:b/>
         </w:rPr>
-        <w:t xml:space="preserve">Điều ... </w:t>
+        <w:t>Điều</w:t>
+      </w:r>
+      <w:proofErr w:type="spellEnd"/>
+      <w:r>
+        <w:rPr>
+          <w:rFonts w:ascii="Times New Roman" w:hAnsi="Times New Roman"/>
+          <w:b/>
+        </w:rPr>
+        <w:t xml:space="preserve"> ... </w:t>
       </w:r>
       <w:r>
         <w:rPr>
@@ -1158,6 +1300,7 @@
                 <w:sz w:val="24"/>
               </w:rPr>
             </w:pPr>
+            <w:proofErr w:type="spellStart"/>
             <w:r>
               <w:rPr>
                 <w:rFonts w:ascii="Times New Roman" w:hAnsi="Times New Roman"/>
@@ -1165,7 +1308,37 @@
                 <w:i/>
                 <w:sz w:val="24"/>
               </w:rPr>
-              <w:t>Nơi nhận:</w:t>
+              <w:t>Nơi</w:t>
+            </w:r>
+            <w:proofErr w:type="spellEnd"/>
+            <w:r>
+              <w:rPr>
+                <w:rFonts w:ascii="Times New Roman" w:hAnsi="Times New Roman"/>
+                <w:b/>
+                <w:i/>
+                <w:sz w:val="24"/>
+              </w:rPr>
+              <w:t xml:space="preserve"> </w:t>
+            </w:r>
+            <w:proofErr w:type="spellStart"/>
+            <w:r>
+              <w:rPr>
+                <w:rFonts w:ascii="Times New Roman" w:hAnsi="Times New Roman"/>
+                <w:b/>
+                <w:i/>
+                <w:sz w:val="24"/>
+              </w:rPr>
+              <w:t>nhận</w:t>
+            </w:r>
+            <w:proofErr w:type="spellEnd"/>
+            <w:r>
+              <w:rPr>
+                <w:rFonts w:ascii="Times New Roman" w:hAnsi="Times New Roman"/>
+                <w:b/>
+                <w:i/>
+                <w:sz w:val="24"/>
+              </w:rPr>
+              <w:t>:</w:t>
             </w:r>
           </w:p>
           <w:p>
@@ -1210,7 +1383,15 @@
                 <w:rFonts w:ascii="Times New Roman" w:hAnsi="Times New Roman"/>
                 <w:sz w:val="22"/>
               </w:rPr>
-              <w:t>- Lưu: VT, ...</w:t>
+              <w:t xml:space="preserve">- Lưu: VT, </w:t>
+            </w:r>
+            <w:proofErr w:type="gramStart"/>
+            <w:r>
+              <w:rPr>
+                <w:rFonts w:ascii="Times New Roman" w:hAnsi="Times New Roman"/>
+                <w:sz w:val="22"/>
+              </w:rPr>
+              <w:t>...</w:t>
             </w:r>
             <w:r>
               <w:rPr>
@@ -1219,6 +1400,7 @@
               </w:rPr>
               <w:t>(</w:t>
             </w:r>
+            <w:proofErr w:type="gramEnd"/>
             <w:r>
               <w:rPr>
                 <w:rFonts w:ascii="Times New Roman" w:hAnsi="Times New Roman"/>
@@ -1247,6 +1429,7 @@
               </w:rPr>
               <w:t xml:space="preserve">  </w:t>
             </w:r>
+            <w:proofErr w:type="gramStart"/>
             <w:r>
               <w:rPr>
                 <w:rFonts w:ascii="Times New Roman" w:hAnsi="Times New Roman"/>
@@ -1254,6 +1437,7 @@
               </w:rPr>
               <w:t>XX(</w:t>
             </w:r>
+            <w:proofErr w:type="gramEnd"/>
             <w:r>
               <w:rPr>
                 <w:rFonts w:ascii="Times New Roman" w:hAnsi="Times New Roman"/>
@@ -1291,6 +1475,7 @@
                 <w:sz w:val="22"/>
               </w:rPr>
             </w:pPr>
+            <w:proofErr w:type="spellStart"/>
             <w:r>
               <w:rPr>
                 <w:rFonts w:ascii="Times New Roman" w:hAnsi="Times New Roman"/>
@@ -1298,8 +1483,9 @@
                 <w:bCs/>
                 <w:sz w:val="24"/>
               </w:rPr>
-              <w:t>Số eOffice: ..(</w:t>
-            </w:r>
+              <w:t>Số</w:t>
+            </w:r>
+            <w:proofErr w:type="spellEnd"/>
             <w:r>
               <w:rPr>
                 <w:rFonts w:ascii="Times New Roman" w:hAnsi="Times New Roman"/>
@@ -1307,8 +1493,10 @@
                 <w:bCs/>
                 <w:sz w:val="24"/>
               </w:rPr>
-              <w:t>10</w:t>
-            </w:r>
+              <w:t xml:space="preserve"> </w:t>
+            </w:r>
+            <w:proofErr w:type="spellStart"/>
+            <w:proofErr w:type="gramStart"/>
             <w:r>
               <w:rPr>
                 <w:rFonts w:ascii="Times New Roman" w:hAnsi="Times New Roman"/>
@@ -1316,7 +1504,56 @@
                 <w:bCs/>
                 <w:sz w:val="24"/>
               </w:rPr>
-              <w:t>)..-</w:t>
+              <w:t>eOffice</w:t>
+            </w:r>
+            <w:proofErr w:type="spellEnd"/>
+            <w:r>
+              <w:rPr>
+                <w:rFonts w:ascii="Times New Roman" w:hAnsi="Times New Roman"/>
+                <w:b/>
+                <w:bCs/>
+                <w:sz w:val="24"/>
+              </w:rPr>
+              <w:t>: ..</w:t>
+            </w:r>
+            <w:proofErr w:type="gramEnd"/>
+            <w:r>
+              <w:rPr>
+                <w:rFonts w:ascii="Times New Roman" w:hAnsi="Times New Roman"/>
+                <w:b/>
+                <w:bCs/>
+                <w:sz w:val="24"/>
+              </w:rPr>
+              <w:t>(</w:t>
+            </w:r>
+            <w:r>
+              <w:rPr>
+                <w:rFonts w:ascii="Times New Roman" w:hAnsi="Times New Roman"/>
+                <w:b/>
+                <w:bCs/>
+                <w:sz w:val="24"/>
+              </w:rPr>
+              <w:t>10</w:t>
+            </w:r>
+            <w:proofErr w:type="gramStart"/>
+            <w:r>
+              <w:rPr>
+                <w:rFonts w:ascii="Times New Roman" w:hAnsi="Times New Roman"/>
+                <w:b/>
+                <w:bCs/>
+                <w:sz w:val="24"/>
+              </w:rPr>
+              <w:t>)..</w:t>
+            </w:r>
+            <w:proofErr w:type="gramEnd"/>
+            <w:r>
+              <w:rPr>
+                <w:rFonts w:ascii="Times New Roman" w:hAnsi="Times New Roman"/>
+                <w:b/>
+                <w:bCs/>
+                <w:sz w:val="24"/>
+              </w:rPr>
+              <w:t>-</w:t>
             </w:r>
             <w:r>
               <w:rPr>
@@ -1409,30 +1646,29 @@
               <w:jc w:val="center"/>
               <w:rPr>
                 <w:rFonts w:ascii="Times New Roman" w:hAnsi="Times New Roman"/>
-                <w:b/>
+                <w:i/>
               </w:rPr>
             </w:pPr>
-            <w:r>
+          </w:p>
+          <w:p>
+            <w:pPr>
+              <w:ind w:right="-1"/>
+              <w:jc w:val="center"/>
               <w:rPr>
                 <w:rFonts w:ascii="Times New Roman" w:hAnsi="Times New Roman"/>
                 <w:i/>
               </w:rPr>
-              <w:t>(ký,</w:t>
-            </w:r>
-            <w:r>
-              <w:rPr>
-                <w:rFonts w:ascii="Times New Roman" w:hAnsi="Times New Roman"/>
-                <w:i/>
-              </w:rPr>
-              <w:t xml:space="preserve"> đóng</w:t>
-            </w:r>
-            <w:r>
-              <w:rPr>
-                <w:rFonts w:ascii="Times New Roman" w:hAnsi="Times New Roman"/>
-                <w:i/>
-              </w:rPr>
-              <w:t xml:space="preserve"> dấu)</w:t>
-            </w:r>
+            </w:pPr>
+          </w:p>
+          <w:p>
+            <w:pPr>
+              <w:ind w:right="-1"/>
+              <w:jc w:val="center"/>
+              <w:rPr>
+                <w:rFonts w:ascii="Times New Roman" w:hAnsi="Times New Roman"/>
+                <w:b/>
+              </w:rPr>
+            </w:pPr>
           </w:p>
           <w:p>
             <w:pPr>
@@ -1454,12 +1690,42 @@
                 <w:rFonts w:ascii="Times New Roman" w:hAnsi="Times New Roman"/>
               </w:rPr>
             </w:pPr>
-            <w:r>
-              <w:rPr>
-                <w:rFonts w:ascii="Times New Roman" w:hAnsi="Times New Roman"/>
-              </w:rPr>
-              <w:t>Họ và tên</w:t>
-            </w:r>
+            <w:proofErr w:type="spellStart"/>
+            <w:r>
+              <w:rPr>
+                <w:rFonts w:ascii="Times New Roman" w:hAnsi="Times New Roman"/>
+              </w:rPr>
+              <w:t>Họ</w:t>
+            </w:r>
+            <w:proofErr w:type="spellEnd"/>
+            <w:r>
+              <w:rPr>
+                <w:rFonts w:ascii="Times New Roman" w:hAnsi="Times New Roman"/>
+              </w:rPr>
+              <w:t xml:space="preserve"> </w:t>
+            </w:r>
+            <w:proofErr w:type="spellStart"/>
+            <w:r>
+              <w:rPr>
+                <w:rFonts w:ascii="Times New Roman" w:hAnsi="Times New Roman"/>
+              </w:rPr>
+              <w:t>và</w:t>
+            </w:r>
+            <w:proofErr w:type="spellEnd"/>
+            <w:r>
+              <w:rPr>
+                <w:rFonts w:ascii="Times New Roman" w:hAnsi="Times New Roman"/>
+              </w:rPr>
+              <w:t xml:space="preserve"> </w:t>
+            </w:r>
+            <w:proofErr w:type="spellStart"/>
+            <w:r>
+              <w:rPr>
+                <w:rFonts w:ascii="Times New Roman" w:hAnsi="Times New Roman"/>
+              </w:rPr>
+              <w:t>tên</w:t>
+            </w:r>
+            <w:proofErr w:type="spellEnd"/>
             <w:r>
               <w:rPr>
                 <w:rFonts w:ascii="Times New Roman" w:hAnsi="Times New Roman"/>
@@ -1482,820 +1748,7 @@
         </w:rPr>
       </w:pPr>
     </w:p>
-    <w:tbl>
-      <w:tblPr>
-        <w:tblW w:w="9525" w:type="dxa"/>
-        <w:tblInd w:w="-113" w:type="dxa"/>
-        <w:tblBorders>
-          <w:top w:val="single" w:sz="8" w:space="0" w:color="auto"/>
-        </w:tblBorders>
-        <w:tblLayout w:type="fixed"/>
-        <w:tblLook w:val="0000" w:firstRow="0" w:lastRow="0" w:firstColumn="0" w:lastColumn="0" w:noHBand="0" w:noVBand="0"/>
-      </w:tblPr>
-      <w:tblGrid>
-        <w:gridCol w:w="113"/>
-        <w:gridCol w:w="9322"/>
-        <w:gridCol w:w="90"/>
-      </w:tblGrid>
-      <w:tr>
-        <w:trPr>
-          <w:gridBefore w:val="1"/>
-          <w:wBefore w:w="113" w:type="dxa"/>
-        </w:trPr>
-        <w:tc>
-          <w:tcPr>
-            <w:tcW w:w="9412" w:type="dxa"/>
-            <w:gridSpan w:val="2"/>
-            <w:tcBorders>
-              <w:top w:val="single" w:sz="8" w:space="0" w:color="auto"/>
-              <w:left w:val="nil"/>
-              <w:bottom w:val="nil"/>
-              <w:right w:val="nil"/>
-            </w:tcBorders>
-          </w:tcPr>
-          <w:p>
-            <w:pPr>
-              <w:jc w:val="both"/>
-              <w:rPr>
-                <w:rFonts w:ascii="Times New Roman" w:hAnsi="Times New Roman"/>
-                <w:b/>
-                <w:i/>
-                <w:sz w:val="22"/>
-              </w:rPr>
-            </w:pPr>
-            <w:r>
-              <w:rPr>
-                <w:rFonts w:ascii="Times New Roman" w:hAnsi="Times New Roman"/>
-                <w:b/>
-                <w:i/>
-                <w:sz w:val="22"/>
-              </w:rPr>
-              <w:t>Ghi chú:</w:t>
-            </w:r>
-          </w:p>
-          <w:p>
-            <w:pPr>
-              <w:rPr>
-                <w:rFonts w:ascii="Times New Roman" w:hAnsi="Times New Roman"/>
-                <w:b/>
-                <w:bCs/>
-                <w:i/>
-                <w:iCs/>
-                <w:sz w:val="22"/>
-                <w:szCs w:val="22"/>
-                <w:lang w:val="en-GB" w:eastAsia="zh-CN"/>
-              </w:rPr>
-            </w:pPr>
-            <w:r>
-              <w:rPr>
-                <w:rFonts w:ascii="Times New Roman" w:hAnsi="Times New Roman"/>
-                <w:b/>
-                <w:bCs/>
-                <w:i/>
-                <w:iCs/>
-                <w:sz w:val="22"/>
-                <w:szCs w:val="22"/>
-                <w:lang w:val="en-GB" w:eastAsia="zh-CN"/>
-              </w:rPr>
-              <w:t>* Các phần ghi: số: ký hiệu, ngày, tháng, năm của văn bản (để trống</w:t>
-            </w:r>
-            <w:r>
-              <w:rPr>
-                <w:rFonts w:ascii="Times New Roman" w:hAnsi="Times New Roman"/>
-                <w:b/>
-                <w:bCs/>
-                <w:i/>
-                <w:iCs/>
-                <w:sz w:val="22"/>
-                <w:szCs w:val="22"/>
-                <w:lang w:val="en-GB" w:eastAsia="zh-CN"/>
-              </w:rPr>
-              <w:t xml:space="preserve"> để hệ thống tự cập nhật</w:t>
-            </w:r>
-            <w:r>
-              <w:rPr>
-                <w:rFonts w:ascii="Times New Roman" w:hAnsi="Times New Roman"/>
-                <w:b/>
-                <w:bCs/>
-                <w:i/>
-                <w:iCs/>
-                <w:sz w:val="22"/>
-                <w:szCs w:val="22"/>
-                <w:lang w:val="en-GB" w:eastAsia="zh-CN"/>
-              </w:rPr>
-              <w:t>).</w:t>
-            </w:r>
-          </w:p>
-          <w:p>
-            <w:pPr>
-              <w:jc w:val="both"/>
-              <w:rPr>
-                <w:rFonts w:ascii="Times New Roman" w:hAnsi="Times New Roman"/>
-                <w:b/>
-                <w:bCs/>
-                <w:i/>
-                <w:iCs/>
-                <w:sz w:val="22"/>
-                <w:lang w:val="en-GB"/>
-              </w:rPr>
-            </w:pPr>
-            <w:r>
-              <w:rPr>
-                <w:rFonts w:ascii="Times New Roman" w:hAnsi="Times New Roman"/>
-                <w:b/>
-                <w:bCs/>
-                <w:i/>
-                <w:iCs/>
-                <w:sz w:val="22"/>
-                <w:szCs w:val="22"/>
-                <w:lang w:val="en-GB" w:eastAsia="zh-CN"/>
-              </w:rPr>
-              <w:t xml:space="preserve">* Phần đề ký: để khoảng cách (thông thủy) </w:t>
-            </w:r>
-            <w:r>
-              <w:rPr>
-                <w:rFonts w:ascii="Times New Roman" w:hAnsi="Times New Roman"/>
-                <w:b/>
-                <w:bCs/>
-                <w:i/>
-                <w:iCs/>
-                <w:sz w:val="22"/>
-                <w:lang w:val="en-GB"/>
-              </w:rPr>
-              <w:t>từ chân dòng ghi chức vụ bên trên đến dòng ghi họ và tên của người ký văn bản bên dưới từ 4,5cm đến 5 cm)</w:t>
-            </w:r>
-          </w:p>
-          <w:p>
-            <w:pPr>
-              <w:jc w:val="both"/>
-              <w:rPr>
-                <w:rFonts w:ascii="Times New Roman" w:hAnsi="Times New Roman"/>
-                <w:sz w:val="20"/>
-              </w:rPr>
-            </w:pPr>
-            <w:r>
-              <w:rPr>
-                <w:rFonts w:ascii="Times New Roman" w:hAnsi="Times New Roman"/>
-                <w:sz w:val="20"/>
-              </w:rPr>
-              <w:t>(</w:t>
-            </w:r>
-            <w:r>
-              <w:rPr>
-                <w:rFonts w:ascii="Times New Roman" w:hAnsi="Times New Roman"/>
-                <w:sz w:val="20"/>
-              </w:rPr>
-              <w:t>1</w:t>
-            </w:r>
-            <w:r>
-              <w:rPr>
-                <w:rFonts w:ascii="Times New Roman" w:hAnsi="Times New Roman"/>
-                <w:sz w:val="20"/>
-              </w:rPr>
-              <w:t xml:space="preserve">) Tên </w:t>
-            </w:r>
-            <w:r>
-              <w:rPr>
-                <w:rFonts w:ascii="Times New Roman" w:hAnsi="Times New Roman"/>
-                <w:sz w:val="20"/>
-              </w:rPr>
-              <w:t xml:space="preserve">đơn vị </w:t>
-            </w:r>
-            <w:r>
-              <w:rPr>
-                <w:rFonts w:ascii="Times New Roman" w:hAnsi="Times New Roman"/>
-                <w:sz w:val="20"/>
-              </w:rPr>
-              <w:t>ban hành</w:t>
-            </w:r>
-            <w:r>
-              <w:rPr>
-                <w:rFonts w:ascii="Times New Roman" w:hAnsi="Times New Roman"/>
-                <w:sz w:val="20"/>
-              </w:rPr>
-              <w:t xml:space="preserve"> văn bản (Chữ in hoa, đứng</w:t>
-            </w:r>
-            <w:r>
-              <w:rPr>
-                <w:rFonts w:ascii="Times New Roman" w:hAnsi="Times New Roman"/>
-                <w:sz w:val="20"/>
-              </w:rPr>
-              <w:t>,</w:t>
-            </w:r>
-            <w:r>
-              <w:rPr>
-                <w:rFonts w:ascii="Times New Roman" w:hAnsi="Times New Roman"/>
-                <w:sz w:val="20"/>
-              </w:rPr>
-              <w:t xml:space="preserve"> đậm)</w:t>
-            </w:r>
-            <w:r>
-              <w:rPr>
-                <w:rFonts w:ascii="Times New Roman" w:hAnsi="Times New Roman"/>
-                <w:sz w:val="20"/>
-              </w:rPr>
-              <w:t xml:space="preserve"> </w:t>
-            </w:r>
-          </w:p>
-          <w:p>
-            <w:pPr>
-              <w:jc w:val="both"/>
-              <w:rPr>
-                <w:rFonts w:ascii="Times New Roman" w:hAnsi="Times New Roman"/>
-                <w:sz w:val="20"/>
-              </w:rPr>
-            </w:pPr>
-            <w:r>
-              <w:rPr>
-                <w:rFonts w:ascii="Times New Roman" w:hAnsi="Times New Roman"/>
-                <w:sz w:val="20"/>
-              </w:rPr>
-              <w:t>(</w:t>
-            </w:r>
-            <w:r>
-              <w:rPr>
-                <w:rFonts w:ascii="Times New Roman" w:hAnsi="Times New Roman"/>
-                <w:sz w:val="20"/>
-              </w:rPr>
-              <w:t>2</w:t>
-            </w:r>
-            <w:r>
-              <w:rPr>
-                <w:rFonts w:ascii="Times New Roman" w:hAnsi="Times New Roman"/>
-                <w:sz w:val="20"/>
-              </w:rPr>
-              <w:t>)</w:t>
-            </w:r>
-            <w:r>
-              <w:rPr>
-                <w:rFonts w:ascii="Times New Roman" w:hAnsi="Times New Roman"/>
-                <w:sz w:val="20"/>
-              </w:rPr>
-              <w:t xml:space="preserve"> Ghi</w:t>
-            </w:r>
-            <w:r>
-              <w:rPr>
-                <w:rFonts w:ascii="Times New Roman" w:hAnsi="Times New Roman"/>
-                <w:sz w:val="20"/>
-              </w:rPr>
-              <w:t xml:space="preserve"> </w:t>
-            </w:r>
-            <w:r>
-              <w:rPr>
-                <w:rFonts w:ascii="Times New Roman" w:hAnsi="Times New Roman"/>
-                <w:sz w:val="20"/>
-              </w:rPr>
-              <w:t>đ</w:t>
-            </w:r>
-            <w:r>
-              <w:rPr>
-                <w:rFonts w:ascii="Times New Roman" w:hAnsi="Times New Roman"/>
-                <w:sz w:val="20"/>
-              </w:rPr>
-              <w:t>ịa danh</w:t>
-            </w:r>
-            <w:r>
-              <w:rPr>
-                <w:rFonts w:ascii="Times New Roman" w:hAnsi="Times New Roman"/>
-                <w:sz w:val="20"/>
-              </w:rPr>
-              <w:t>.</w:t>
-            </w:r>
-            <w:r>
-              <w:rPr>
-                <w:rFonts w:ascii="Times New Roman" w:hAnsi="Times New Roman"/>
-                <w:sz w:val="20"/>
-              </w:rPr>
-              <w:t xml:space="preserve"> </w:t>
-            </w:r>
-          </w:p>
-          <w:p>
-            <w:pPr>
-              <w:jc w:val="both"/>
-              <w:rPr>
-                <w:rFonts w:ascii="Times New Roman" w:hAnsi="Times New Roman"/>
-                <w:sz w:val="20"/>
-              </w:rPr>
-            </w:pPr>
-            <w:r>
-              <w:rPr>
-                <w:rFonts w:ascii="Times New Roman" w:hAnsi="Times New Roman"/>
-                <w:sz w:val="20"/>
-              </w:rPr>
-              <w:t>(</w:t>
-            </w:r>
-            <w:r>
-              <w:rPr>
-                <w:rFonts w:ascii="Times New Roman" w:hAnsi="Times New Roman"/>
-                <w:sz w:val="20"/>
-              </w:rPr>
-              <w:t>3</w:t>
-            </w:r>
-            <w:r>
-              <w:rPr>
-                <w:rFonts w:ascii="Times New Roman" w:hAnsi="Times New Roman"/>
-                <w:sz w:val="20"/>
-              </w:rPr>
-              <w:t xml:space="preserve">) Trích yếu nội dung </w:t>
-            </w:r>
-            <w:r>
-              <w:rPr>
-                <w:rFonts w:ascii="Times New Roman" w:hAnsi="Times New Roman"/>
-                <w:sz w:val="20"/>
-              </w:rPr>
-              <w:t>Q</w:t>
-            </w:r>
-            <w:r>
-              <w:rPr>
-                <w:rFonts w:ascii="Times New Roman" w:hAnsi="Times New Roman"/>
-                <w:sz w:val="20"/>
-              </w:rPr>
-              <w:t>uyết định</w:t>
-            </w:r>
-            <w:r>
-              <w:rPr>
-                <w:rFonts w:ascii="Times New Roman" w:hAnsi="Times New Roman"/>
-                <w:sz w:val="20"/>
-              </w:rPr>
-              <w:t xml:space="preserve"> (Chữ thường, đứng</w:t>
-            </w:r>
-            <w:r>
-              <w:rPr>
-                <w:rFonts w:ascii="Times New Roman" w:hAnsi="Times New Roman"/>
-                <w:sz w:val="20"/>
-              </w:rPr>
-              <w:t>,</w:t>
-            </w:r>
-            <w:r>
-              <w:rPr>
-                <w:rFonts w:ascii="Times New Roman" w:hAnsi="Times New Roman"/>
-                <w:sz w:val="20"/>
-              </w:rPr>
-              <w:t xml:space="preserve"> đậm)</w:t>
-            </w:r>
-            <w:r>
-              <w:rPr>
-                <w:rFonts w:ascii="Times New Roman" w:hAnsi="Times New Roman"/>
-                <w:sz w:val="20"/>
-              </w:rPr>
-              <w:t xml:space="preserve">. </w:t>
-            </w:r>
-          </w:p>
-          <w:p>
-            <w:pPr>
-              <w:jc w:val="both"/>
-              <w:rPr>
-                <w:rFonts w:ascii="Times New Roman" w:hAnsi="Times New Roman"/>
-                <w:sz w:val="20"/>
-              </w:rPr>
-            </w:pPr>
-            <w:r>
-              <w:rPr>
-                <w:rFonts w:ascii="Times New Roman" w:hAnsi="Times New Roman"/>
-                <w:sz w:val="20"/>
-              </w:rPr>
-              <w:t>(</w:t>
-            </w:r>
-            <w:r>
-              <w:rPr>
-                <w:rFonts w:ascii="Times New Roman" w:hAnsi="Times New Roman"/>
-                <w:sz w:val="20"/>
-              </w:rPr>
-              <w:t>4</w:t>
-            </w:r>
-            <w:r>
-              <w:rPr>
-                <w:rFonts w:ascii="Times New Roman" w:hAnsi="Times New Roman"/>
-                <w:sz w:val="20"/>
-              </w:rPr>
-              <w:t xml:space="preserve">) Ghi thẩm quyền ban hành </w:t>
-            </w:r>
-            <w:r>
-              <w:rPr>
-                <w:rFonts w:ascii="Times New Roman" w:hAnsi="Times New Roman"/>
-                <w:sz w:val="20"/>
-              </w:rPr>
-              <w:t>văn bản</w:t>
-            </w:r>
-            <w:r>
-              <w:rPr>
-                <w:rFonts w:ascii="Times New Roman" w:hAnsi="Times New Roman"/>
-                <w:sz w:val="20"/>
-              </w:rPr>
-              <w:t xml:space="preserve"> (Chữ in hoa, đứng</w:t>
-            </w:r>
-            <w:r>
-              <w:rPr>
-                <w:rFonts w:ascii="Times New Roman" w:hAnsi="Times New Roman"/>
-                <w:sz w:val="20"/>
-              </w:rPr>
-              <w:t>,</w:t>
-            </w:r>
-            <w:r>
-              <w:rPr>
-                <w:rFonts w:ascii="Times New Roman" w:hAnsi="Times New Roman"/>
-                <w:sz w:val="20"/>
-              </w:rPr>
-              <w:t xml:space="preserve"> đậm)</w:t>
-            </w:r>
-            <w:r>
-              <w:rPr>
-                <w:rFonts w:ascii="Times New Roman" w:hAnsi="Times New Roman"/>
-                <w:sz w:val="20"/>
-              </w:rPr>
-              <w:t>.</w:t>
-            </w:r>
-          </w:p>
-          <w:p>
-            <w:pPr>
-              <w:jc w:val="both"/>
-              <w:rPr>
-                <w:rFonts w:ascii="Times New Roman" w:hAnsi="Times New Roman"/>
-                <w:sz w:val="20"/>
-              </w:rPr>
-            </w:pPr>
-            <w:r>
-              <w:rPr>
-                <w:rFonts w:ascii="Times New Roman" w:hAnsi="Times New Roman"/>
-                <w:sz w:val="20"/>
-              </w:rPr>
-              <w:t>(</w:t>
-            </w:r>
-            <w:r>
-              <w:rPr>
-                <w:rFonts w:ascii="Times New Roman" w:hAnsi="Times New Roman"/>
-                <w:sz w:val="20"/>
-              </w:rPr>
-              <w:t>5</w:t>
-            </w:r>
-            <w:r>
-              <w:rPr>
-                <w:rFonts w:ascii="Times New Roman" w:hAnsi="Times New Roman"/>
-                <w:sz w:val="20"/>
-              </w:rPr>
-              <w:t xml:space="preserve">) Nêu các căn cứ trực tiếp để ban hành </w:t>
-            </w:r>
-            <w:r>
-              <w:rPr>
-                <w:rFonts w:ascii="Times New Roman" w:hAnsi="Times New Roman"/>
-                <w:sz w:val="20"/>
-              </w:rPr>
-              <w:t>văn bản</w:t>
-            </w:r>
-            <w:r>
-              <w:rPr>
-                <w:rFonts w:ascii="Times New Roman" w:hAnsi="Times New Roman"/>
-                <w:sz w:val="20"/>
-              </w:rPr>
-              <w:t>.</w:t>
-            </w:r>
-          </w:p>
-          <w:p>
-            <w:pPr>
-              <w:jc w:val="both"/>
-              <w:rPr>
-                <w:rFonts w:ascii="Times New Roman" w:hAnsi="Times New Roman"/>
-                <w:sz w:val="20"/>
-              </w:rPr>
-            </w:pPr>
-            <w:r>
-              <w:rPr>
-                <w:rFonts w:ascii="Times New Roman" w:hAnsi="Times New Roman"/>
-                <w:sz w:val="20"/>
-              </w:rPr>
-              <w:t>(</w:t>
-            </w:r>
-            <w:r>
-              <w:rPr>
-                <w:rFonts w:ascii="Times New Roman" w:hAnsi="Times New Roman"/>
-                <w:sz w:val="20"/>
-              </w:rPr>
-              <w:t>6</w:t>
-            </w:r>
-            <w:r>
-              <w:rPr>
-                <w:rFonts w:ascii="Times New Roman" w:hAnsi="Times New Roman"/>
-                <w:sz w:val="20"/>
-              </w:rPr>
-              <w:t>) Nội dung văn bản.</w:t>
-            </w:r>
-          </w:p>
-          <w:p>
-            <w:pPr>
-              <w:jc w:val="both"/>
-              <w:rPr>
-                <w:rFonts w:ascii="Times New Roman" w:hAnsi="Times New Roman"/>
-                <w:sz w:val="20"/>
-              </w:rPr>
-            </w:pPr>
-            <w:r>
-              <w:rPr>
-                <w:rFonts w:ascii="Times New Roman" w:hAnsi="Times New Roman"/>
-                <w:sz w:val="20"/>
-              </w:rPr>
-              <w:t>(</w:t>
-            </w:r>
-            <w:r>
-              <w:rPr>
-                <w:rFonts w:ascii="Times New Roman" w:hAnsi="Times New Roman"/>
-                <w:sz w:val="20"/>
-              </w:rPr>
-              <w:t>7</w:t>
-            </w:r>
-            <w:r>
-              <w:rPr>
-                <w:rFonts w:ascii="Times New Roman" w:hAnsi="Times New Roman"/>
-                <w:sz w:val="20"/>
-              </w:rPr>
-              <w:t>) Ghi q</w:t>
-            </w:r>
-            <w:r>
-              <w:rPr>
-                <w:rFonts w:ascii="Times New Roman" w:hAnsi="Times New Roman"/>
-                <w:sz w:val="20"/>
-              </w:rPr>
-              <w:t>uyền hạn, chức vụ của người ký (Chữ in hoa, đứng</w:t>
-            </w:r>
-            <w:r>
-              <w:rPr>
-                <w:rFonts w:ascii="Times New Roman" w:hAnsi="Times New Roman"/>
-                <w:sz w:val="20"/>
-              </w:rPr>
-              <w:t>,</w:t>
-            </w:r>
-            <w:r>
-              <w:rPr>
-                <w:rFonts w:ascii="Times New Roman" w:hAnsi="Times New Roman"/>
-                <w:sz w:val="20"/>
-              </w:rPr>
-              <w:t xml:space="preserve"> đậm)</w:t>
-            </w:r>
-            <w:r>
-              <w:rPr>
-                <w:rFonts w:ascii="Times New Roman" w:hAnsi="Times New Roman"/>
-                <w:sz w:val="20"/>
-              </w:rPr>
-              <w:t>.</w:t>
-            </w:r>
-          </w:p>
-          <w:p>
-            <w:pPr>
-              <w:pStyle w:val="BodyTextIndent"/>
-              <w:spacing w:after="0"/>
-              <w:ind w:firstLine="0"/>
-              <w:rPr>
-                <w:rFonts w:ascii="Times New Roman" w:hAnsi="Times New Roman"/>
-                <w:b/>
-                <w:sz w:val="20"/>
-              </w:rPr>
-            </w:pPr>
-            <w:r>
-              <w:rPr>
-                <w:rFonts w:ascii="Times New Roman" w:hAnsi="Times New Roman"/>
-                <w:sz w:val="20"/>
-              </w:rPr>
-              <w:t>Trường hợp</w:t>
-            </w:r>
-            <w:r>
-              <w:rPr>
-                <w:rFonts w:ascii="Times New Roman" w:hAnsi="Times New Roman"/>
-                <w:sz w:val="20"/>
-              </w:rPr>
-              <w:t xml:space="preserve"> cấp</w:t>
-            </w:r>
-            <w:r>
-              <w:rPr>
-                <w:rFonts w:ascii="Times New Roman" w:hAnsi="Times New Roman"/>
-                <w:sz w:val="20"/>
-              </w:rPr>
-              <w:t xml:space="preserve"> Phó ký thay </w:t>
-            </w:r>
-            <w:r>
-              <w:rPr>
-                <w:rFonts w:ascii="Times New Roman" w:hAnsi="Times New Roman"/>
-                <w:sz w:val="20"/>
-              </w:rPr>
-              <w:t xml:space="preserve">cấp Trưởng </w:t>
-            </w:r>
-            <w:r>
-              <w:rPr>
-                <w:rFonts w:ascii="Times New Roman" w:hAnsi="Times New Roman"/>
-                <w:sz w:val="20"/>
-              </w:rPr>
-              <w:t xml:space="preserve">thì ghi: </w:t>
-            </w:r>
-            <w:r>
-              <w:rPr>
-                <w:rFonts w:ascii="Times New Roman" w:hAnsi="Times New Roman"/>
-                <w:sz w:val="20"/>
-              </w:rPr>
-              <w:t xml:space="preserve">      </w:t>
-            </w:r>
-            <w:r>
-              <w:rPr>
-                <w:rFonts w:ascii="Times New Roman" w:hAnsi="Times New Roman"/>
-                <w:b/>
-                <w:sz w:val="20"/>
-              </w:rPr>
-              <w:t>KT. GIÁM ĐỐC</w:t>
-            </w:r>
-          </w:p>
-          <w:p>
-            <w:pPr>
-              <w:pStyle w:val="BodyTextIndent"/>
-              <w:spacing w:after="0"/>
-              <w:ind w:firstLine="0"/>
-              <w:rPr>
-                <w:rFonts w:ascii="Times New Roman" w:hAnsi="Times New Roman"/>
-                <w:b/>
-                <w:sz w:val="20"/>
-              </w:rPr>
-            </w:pPr>
-            <w:r>
-              <w:rPr>
-                <w:rFonts w:ascii="Times New Roman" w:hAnsi="Times New Roman"/>
-                <w:b/>
-                <w:sz w:val="20"/>
-              </w:rPr>
-              <w:t xml:space="preserve">                                                                                     PHÓ GIÁM ĐỐC</w:t>
-            </w:r>
-          </w:p>
-          <w:p>
-            <w:pPr>
-              <w:jc w:val="both"/>
-              <w:rPr>
-                <w:rFonts w:ascii="Times New Roman" w:hAnsi="Times New Roman"/>
-                <w:spacing w:val="-2"/>
-                <w:sz w:val="20"/>
-                <w:lang w:val="en-US"/>
-              </w:rPr>
-            </w:pPr>
-            <w:r>
-              <w:rPr>
-                <w:rFonts w:ascii="Times New Roman" w:hAnsi="Times New Roman"/>
-                <w:sz w:val="20"/>
-              </w:rPr>
-              <w:t>(</w:t>
-            </w:r>
-            <w:r>
-              <w:rPr>
-                <w:rFonts w:ascii="Times New Roman" w:hAnsi="Times New Roman"/>
-                <w:sz w:val="20"/>
-              </w:rPr>
-              <w:t>8</w:t>
-            </w:r>
-            <w:r>
-              <w:rPr>
-                <w:rFonts w:ascii="Times New Roman" w:hAnsi="Times New Roman"/>
-                <w:sz w:val="20"/>
-              </w:rPr>
-              <w:t xml:space="preserve">) </w:t>
-            </w:r>
-            <w:r>
-              <w:rPr>
-                <w:rFonts w:ascii="Times New Roman" w:hAnsi="Times New Roman"/>
-                <w:sz w:val="20"/>
-                <w:lang w:val="en-US"/>
-              </w:rPr>
-              <w:t xml:space="preserve">Chữ viết tắt tên đơn vị chủ trì soạn thảo </w:t>
-            </w:r>
-            <w:r>
-              <w:rPr>
-                <w:rFonts w:ascii="Times New Roman" w:hAnsi="Times New Roman"/>
-                <w:spacing w:val="-2"/>
-                <w:sz w:val="20"/>
-                <w:lang w:val="en-US"/>
-              </w:rPr>
-              <w:t>và số lượng bản lưu.</w:t>
-            </w:r>
-          </w:p>
-          <w:p>
-            <w:pPr>
-              <w:jc w:val="both"/>
-              <w:rPr>
-                <w:rFonts w:ascii="Times New Roman" w:hAnsi="Times New Roman"/>
-                <w:sz w:val="20"/>
-                <w:lang w:val="en-US"/>
-              </w:rPr>
-            </w:pPr>
-            <w:r>
-              <w:rPr>
-                <w:rFonts w:ascii="Times New Roman" w:hAnsi="Times New Roman"/>
-                <w:sz w:val="20"/>
-                <w:lang w:val="en-US"/>
-              </w:rPr>
-              <w:t>(</w:t>
-            </w:r>
-            <w:r>
-              <w:rPr>
-                <w:rFonts w:ascii="Times New Roman" w:hAnsi="Times New Roman"/>
-                <w:sz w:val="20"/>
-                <w:lang w:val="en-US"/>
-              </w:rPr>
-              <w:t>9</w:t>
-            </w:r>
-            <w:r>
-              <w:rPr>
-                <w:rFonts w:ascii="Times New Roman" w:hAnsi="Times New Roman"/>
-                <w:sz w:val="20"/>
-                <w:lang w:val="en-US"/>
-              </w:rPr>
-              <w:t xml:space="preserve">) Ký hiệu </w:t>
-            </w:r>
-            <w:r>
-              <w:rPr>
-                <w:rFonts w:ascii="Times New Roman" w:hAnsi="Times New Roman"/>
-                <w:sz w:val="20"/>
-                <w:lang w:val="en-US"/>
-              </w:rPr>
-              <w:t xml:space="preserve">của </w:t>
-            </w:r>
-            <w:r>
-              <w:rPr>
-                <w:rFonts w:ascii="Times New Roman" w:hAnsi="Times New Roman"/>
-                <w:sz w:val="20"/>
-                <w:lang w:val="en-US"/>
-              </w:rPr>
-              <w:t>người</w:t>
-            </w:r>
-            <w:r>
-              <w:rPr>
-                <w:rFonts w:ascii="Times New Roman" w:hAnsi="Times New Roman"/>
-                <w:sz w:val="20"/>
-                <w:lang w:val="en-US"/>
-              </w:rPr>
-              <w:t xml:space="preserve"> soạn thảo</w:t>
-            </w:r>
-            <w:r>
-              <w:rPr>
-                <w:rFonts w:ascii="Times New Roman" w:hAnsi="Times New Roman"/>
-                <w:sz w:val="20"/>
-                <w:lang w:val="en-US"/>
-              </w:rPr>
-              <w:t xml:space="preserve"> và số lượng bản phát hành. </w:t>
-            </w:r>
-          </w:p>
-          <w:p>
-            <w:pPr>
-              <w:jc w:val="both"/>
-              <w:rPr>
-                <w:rFonts w:ascii="Times New Roman" w:hAnsi="Times New Roman"/>
-                <w:sz w:val="22"/>
-                <w:lang w:val="en-US"/>
-              </w:rPr>
-            </w:pPr>
-            <w:r>
-              <w:rPr>
-                <w:rFonts w:ascii="Times New Roman" w:hAnsi="Times New Roman"/>
-                <w:sz w:val="20"/>
-                <w:lang w:val="en-US"/>
-              </w:rPr>
-              <w:t>(1</w:t>
-            </w:r>
-            <w:r>
-              <w:rPr>
-                <w:rFonts w:ascii="Times New Roman" w:hAnsi="Times New Roman"/>
-                <w:sz w:val="20"/>
-                <w:lang w:val="en-US"/>
-              </w:rPr>
-              <w:t>0</w:t>
-            </w:r>
-            <w:r>
-              <w:rPr>
-                <w:rFonts w:ascii="Times New Roman" w:hAnsi="Times New Roman"/>
-                <w:sz w:val="20"/>
-                <w:lang w:val="en-US"/>
-              </w:rPr>
-              <w:t xml:space="preserve">) </w:t>
-            </w:r>
-            <w:r>
-              <w:rPr>
-                <w:rFonts w:ascii="Times New Roman" w:hAnsi="Times New Roman"/>
-                <w:sz w:val="20"/>
-                <w:lang w:val="en-US"/>
-              </w:rPr>
-              <w:t>Gh</w:t>
-            </w:r>
-            <w:r>
-              <w:rPr>
-                <w:rFonts w:ascii="Times New Roman" w:hAnsi="Times New Roman"/>
-                <w:sz w:val="20"/>
-                <w:lang w:val="en-US"/>
-              </w:rPr>
-              <w:t>i</w:t>
-            </w:r>
-            <w:r>
-              <w:rPr>
-                <w:rFonts w:ascii="Times New Roman" w:hAnsi="Times New Roman"/>
-                <w:sz w:val="20"/>
-                <w:lang w:val="en-US"/>
-              </w:rPr>
-              <w:t xml:space="preserve"> số eOffice</w:t>
-            </w:r>
-          </w:p>
-        </w:tc>
-      </w:tr>
-    </w:tbl>
+    <w:p/>
     <w:sectPr>
       <w:headerReference w:type="default" r:id="rId7"/>
       <w:footerReference w:type="even" r:id="rId8"/>
@@ -2311,7 +1764,7 @@
 </file>
 
 <file path=word/endnotes.xml><?xml version="1.0" encoding="utf-8"?>
-<w:endnotes xmlns:wpc="http://schemas.microsoft.com/office/word/2010/wordprocessingCanvas" xmlns:cx="http://schemas.microsoft.com/office/drawing/2014/chartex" xmlns:cx1="http://schemas.microsoft.com/office/drawing/2015/9/8/chartex" xmlns:cx2="http://schemas.microsoft.com/office/drawing/2015/10/21/chartex" xmlns:cx3="http://schemas.microsoft.com/office/drawing/2016/5/9/chartex" xmlns:cx4="http://schemas.microsoft.com/office/drawing/2016/5/10/chartex" xmlns:cx5="http://schemas.microsoft.com/office/drawing/2016/5/11/chartex" xmlns:cx6="http://schemas.microsoft.com/office/drawing/2016/5/12/chartex" xmlns:cx7="http://schemas.microsoft.com/office/drawing/2016/5/13/chartex" xmlns:cx8="http://schemas.microsoft.com/office/drawing/2016/5/14/chartex" xmlns:mc="http://schemas.openxmlformats.org/markup-compatibility/2006" xmlns:aink="http://schemas.microsoft.com/office/drawing/2016/ink" xmlns:am3d="http://schemas.microsoft.com/office/drawing/2017/model3d" xmlns:o="urn:schemas-microsoft-com:office:office" xmlns:oel="http://schemas.microsoft.com/office/2019/extlst" xmlns:r="http://schemas.openxmlformats.org/officeDocument/2006/relationships" xmlns:m="http://schemas.openxmlformats.org/officeDocument/2006/math" xmlns:v="urn:schemas-microsoft-com:vml" xmlns:wp14="http://schemas.microsoft.com/office/word/2010/wordprocessingDrawing" xmlns:wp="http://schemas.openxmlformats.org/drawingml/2006/wordprocessingDrawing" xmlns:w10="urn:schemas-microsoft-com:office:word" xmlns:w="http://schemas.openxmlformats.org/wordprocessingml/2006/main" xmlns:w14="http://schemas.microsoft.com/office/word/2010/wordml" xmlns:w15="http://schemas.microsoft.com/office/word/2012/wordml" xmlns:w16cex="http://schemas.microsoft.com/office/word/2018/wordml/cex" xmlns:w16cid="http://schemas.microsoft.com/office/word/2016/wordml/cid" xmlns:w16="http://schemas.microsoft.com/office/word/2018/wordml" xmlns:w16du="http://schemas.microsoft.com/office/word/2023/wordml/word16du" xmlns:w16sdtdh="http://schemas.microsoft.com/office/word/2020/wordml/sdtdatahash" xmlns:w16sdtfl="http://schemas.microsoft.com/office/word/2024/wordml/sdtformatlock" xmlns:w16se="http://schemas.microsoft.com/office/word/2015/wordml/symex" xmlns:wpg="http://schemas.microsoft.com/office/word/2010/wordprocessingGroup" xmlns:wpi="http://schemas.microsoft.com/office/word/2010/wordprocessingInk" xmlns:wne="http://schemas.microsoft.com/office/word/2006/wordml" xmlns:wps="http://schemas.microsoft.com/office/word/2010/wordprocessingShape" mc:Ignorable="w14 w15 w16se w16cid w16 w16cex w16sdtdh w16sdtfl w16du wp14">
+<w:endnotes xmlns:wpc="http://schemas.microsoft.com/office/word/2010/wordprocessingCanvas" xmlns:cx="http://schemas.microsoft.com/office/drawing/2014/chartex" xmlns:cx1="http://schemas.microsoft.com/office/drawing/2015/9/8/chartex" xmlns:cx2="http://schemas.microsoft.com/office/drawing/2015/10/21/chartex" xmlns:cx3="http://schemas.microsoft.com/office/drawing/2016/5/9/chartex" xmlns:cx4="http://schemas.microsoft.com/office/drawing/2016/5/10/chartex" xmlns:cx5="http://schemas.microsoft.com/office/drawing/2016/5/11/chartex" xmlns:cx6="http://schemas.microsoft.com/office/drawing/2016/5/12/chartex" xmlns:cx7="http://schemas.microsoft.com/office/drawing/2016/5/13/chartex" xmlns:cx8="http://schemas.microsoft.com/office/drawing/2016/5/14/chartex" xmlns:mc="http://schemas.openxmlformats.org/markup-compatibility/2006" xmlns:aink="http://schemas.microsoft.com/office/drawing/2016/ink" xmlns:am3d="http://schemas.microsoft.com/office/drawing/2017/model3d" xmlns:o="urn:schemas-microsoft-com:office:office" xmlns:oel="http://schemas.microsoft.com/office/2019/extlst" xmlns:r="http://schemas.openxmlformats.org/officeDocument/2006/relationships" xmlns:m="http://schemas.openxmlformats.org/officeDocument/2006/math" xmlns:v="urn:schemas-microsoft-com:vml" xmlns:wp14="http://schemas.microsoft.com/office/word/2010/wordprocessingDrawing" xmlns:wp="http://schemas.openxmlformats.org/drawingml/2006/wordprocessingDrawing" xmlns:w10="urn:schemas-microsoft-com:office:word" xmlns:w="http://schemas.openxmlformats.org/wordprocessingml/2006/main" xmlns:w14="http://schemas.microsoft.com/office/word/2010/wordml" xmlns:w15="http://schemas.microsoft.com/office/word/2012/wordml" xmlns:w16cei="http://schemas.microsoft.com/office/word/2026/wordml/cei" xmlns:w16cex="http://schemas.microsoft.com/office/word/2018/wordml/cex" xmlns:w16cid="http://schemas.microsoft.com/office/word/2016/wordml/cid" xmlns:w16="http://schemas.microsoft.com/office/word/2018/wordml" xmlns:w16du="http://schemas.microsoft.com/office/word/2023/wordml/word16du" xmlns:w16sdtdh="http://schemas.microsoft.com/office/word/2020/wordml/sdtdatahash" xmlns:w16sdtfl="http://schemas.microsoft.com/office/word/2024/wordml/sdtformatlock" xmlns:w16se="http://schemas.microsoft.com/office/word/2015/wordml/symex" xmlns:wpg="http://schemas.microsoft.com/office/word/2010/wordprocessingGroup" xmlns:wpi="http://schemas.microsoft.com/office/word/2010/wordprocessingInk" xmlns:wne="http://schemas.microsoft.com/office/word/2006/wordml" xmlns:wps="http://schemas.microsoft.com/office/word/2010/wordprocessingShape" mc:Ignorable="w14 w15 w16se w16cid w16 w16cex w16sdtdh w16sdtfl w16du wp14">
   <w:endnote w:type="separator" w:id="-1">
     <w:p>
       <w:r>
@@ -2330,7 +1783,7 @@
 </file>
 
 <file path=word/footer1.xml><?xml version="1.0" encoding="utf-8"?>
-<w:ftr xmlns:wpc="http://schemas.microsoft.com/office/word/2010/wordprocessingCanvas" xmlns:cx="http://schemas.microsoft.com/office/drawing/2014/chartex" xmlns:cx1="http://schemas.microsoft.com/office/drawing/2015/9/8/chartex" xmlns:cx2="http://schemas.microsoft.com/office/drawing/2015/10/21/chartex" xmlns:cx3="http://schemas.microsoft.com/office/drawing/2016/5/9/chartex" xmlns:cx4="http://schemas.microsoft.com/office/drawing/2016/5/10/chartex" xmlns:cx5="http://schemas.microsoft.com/office/drawing/2016/5/11/chartex" xmlns:cx6="http://schemas.microsoft.com/office/drawing/2016/5/12/chartex" xmlns:cx7="http://schemas.microsoft.com/office/drawing/2016/5/13/chartex" xmlns:cx8="http://schemas.microsoft.com/office/drawing/2016/5/14/chartex" xmlns:mc="http://schemas.openxmlformats.org/markup-compatibility/2006" xmlns:aink="http://schemas.microsoft.com/office/drawing/2016/ink" xmlns:am3d="http://schemas.microsoft.com/office/drawing/2017/model3d" xmlns:o="urn:schemas-microsoft-com:office:office" xmlns:oel="http://schemas.microsoft.com/office/2019/extlst" xmlns:r="http://schemas.openxmlformats.org/officeDocument/2006/relationships" xmlns:m="http://schemas.openxmlformats.org/officeDocument/2006/math" xmlns:v="urn:schemas-microsoft-com:vml" xmlns:wp14="http://schemas.microsoft.com/office/word/2010/wordprocessingDrawing" xmlns:wp="http://schemas.openxmlformats.org/drawingml/2006/wordprocessingDrawing" xmlns:w10="urn:schemas-microsoft-com:office:word" xmlns:w="http://schemas.openxmlformats.org/wordprocessingml/2006/main" xmlns:w14="http://schemas.microsoft.com/office/word/2010/wordml" xmlns:w15="http://schemas.microsoft.com/office/word/2012/wordml" xmlns:w16cex="http://schemas.microsoft.com/office/word/2018/wordml/cex" xmlns:w16cid="http://schemas.microsoft.com/office/word/2016/wordml/cid" xmlns:w16="http://schemas.microsoft.com/office/word/2018/wordml" xmlns:w16du="http://schemas.microsoft.com/office/word/2023/wordml/word16du" xmlns:w16sdtdh="http://schemas.microsoft.com/office/word/2020/wordml/sdtdatahash" xmlns:w16sdtfl="http://schemas.microsoft.com/office/word/2024/wordml/sdtformatlock" xmlns:w16se="http://schemas.microsoft.com/office/word/2015/wordml/symex" xmlns:wpg="http://schemas.microsoft.com/office/word/2010/wordprocessingGroup" xmlns:wpi="http://schemas.microsoft.com/office/word/2010/wordprocessingInk" xmlns:wne="http://schemas.microsoft.com/office/word/2006/wordml" xmlns:wps="http://schemas.microsoft.com/office/word/2010/wordprocessingShape" mc:Ignorable="w14 w15 w16se w16cid w16 w16cex w16sdtdh w16sdtfl w16du wp14">
+<w:ftr xmlns:wpc="http://schemas.microsoft.com/office/word/2010/wordprocessingCanvas" xmlns:cx="http://schemas.microsoft.com/office/drawing/2014/chartex" xmlns:cx1="http://schemas.microsoft.com/office/drawing/2015/9/8/chartex" xmlns:cx2="http://schemas.microsoft.com/office/drawing/2015/10/21/chartex" xmlns:cx3="http://schemas.microsoft.com/office/drawing/2016/5/9/chartex" xmlns:cx4="http://schemas.microsoft.com/office/drawing/2016/5/10/chartex" xmlns:cx5="http://schemas.microsoft.com/office/drawing/2016/5/11/chartex" xmlns:cx6="http://schemas.microsoft.com/office/drawing/2016/5/12/chartex" xmlns:cx7="http://schemas.microsoft.com/office/drawing/2016/5/13/chartex" xmlns:cx8="http://schemas.microsoft.com/office/drawing/2016/5/14/chartex" xmlns:mc="http://schemas.openxmlformats.org/markup-compatibility/2006" xmlns:aink="http://schemas.microsoft.com/office/drawing/2016/ink" xmlns:am3d="http://schemas.microsoft.com/office/drawing/2017/model3d" xmlns:o="urn:schemas-microsoft-com:office:office" xmlns:oel="http://schemas.microsoft.com/office/2019/extlst" xmlns:r="http://schemas.openxmlformats.org/officeDocument/2006/relationships" xmlns:m="http://schemas.openxmlformats.org/officeDocument/2006/math" xmlns:v="urn:schemas-microsoft-com:vml" xmlns:wp14="http://schemas.microsoft.com/office/word/2010/wordprocessingDrawing" xmlns:wp="http://schemas.openxmlformats.org/drawingml/2006/wordprocessingDrawing" xmlns:w10="urn:schemas-microsoft-com:office:word" xmlns:w="http://schemas.openxmlformats.org/wordprocessingml/2006/main" xmlns:w14="http://schemas.microsoft.com/office/word/2010/wordml" xmlns:w15="http://schemas.microsoft.com/office/word/2012/wordml" xmlns:w16cei="http://schemas.microsoft.com/office/word/2026/wordml/cei" xmlns:w16cex="http://schemas.microsoft.com/office/word/2018/wordml/cex" xmlns:w16cid="http://schemas.microsoft.com/office/word/2016/wordml/cid" xmlns:w16="http://schemas.microsoft.com/office/word/2018/wordml" xmlns:w16du="http://schemas.microsoft.com/office/word/2023/wordml/word16du" xmlns:w16sdtdh="http://schemas.microsoft.com/office/word/2020/wordml/sdtdatahash" xmlns:w16sdtfl="http://schemas.microsoft.com/office/word/2024/wordml/sdtformatlock" xmlns:w16se="http://schemas.microsoft.com/office/word/2015/wordml/symex" xmlns:wpg="http://schemas.microsoft.com/office/word/2010/wordprocessingGroup" xmlns:wpi="http://schemas.microsoft.com/office/word/2010/wordprocessingInk" xmlns:wne="http://schemas.microsoft.com/office/word/2006/wordml" xmlns:wps="http://schemas.microsoft.com/office/word/2010/wordprocessingShape" mc:Ignorable="w14 w15 w16se w16cid w16 w16cex w16sdtdh w16sdtfl w16du wp14">
   <w:p>
     <w:pPr>
       <w:pStyle w:val="Footer"/>
@@ -2375,7 +1828,7 @@
 </file>
 
 <file path=word/footer2.xml><?xml version="1.0" encoding="utf-8"?>
-<w:ftr xmlns:wpc="http://schemas.microsoft.com/office/word/2010/wordprocessingCanvas" xmlns:cx="http://schemas.microsoft.com/office/drawing/2014/chartex" xmlns:cx1="http://schemas.microsoft.com/office/drawing/2015/9/8/chartex" xmlns:cx2="http://schemas.microsoft.com/office/drawing/2015/10/21/chartex" xmlns:cx3="http://schemas.microsoft.com/office/drawing/2016/5/9/chartex" xmlns:cx4="http://schemas.microsoft.com/office/drawing/2016/5/10/chartex" xmlns:cx5="http://schemas.microsoft.com/office/drawing/2016/5/11/chartex" xmlns:cx6="http://schemas.microsoft.com/office/drawing/2016/5/12/chartex" xmlns:cx7="http://schemas.microsoft.com/office/drawing/2016/5/13/chartex" xmlns:cx8="http://schemas.microsoft.com/office/drawing/2016/5/14/chartex" xmlns:mc="http://schemas.openxmlformats.org/markup-compatibility/2006" xmlns:aink="http://schemas.microsoft.com/office/drawing/2016/ink" xmlns:am3d="http://schemas.microsoft.com/office/drawing/2017/model3d" xmlns:o="urn:schemas-microsoft-com:office:office" xmlns:oel="http://schemas.microsoft.com/office/2019/extlst" xmlns:r="http://schemas.openxmlformats.org/officeDocument/2006/relationships" xmlns:m="http://schemas.openxmlformats.org/officeDocument/2006/math" xmlns:v="urn:schemas-microsoft-com:vml" xmlns:wp14="http://schemas.microsoft.com/office/word/2010/wordprocessingDrawing" xmlns:wp="http://schemas.openxmlformats.org/drawingml/2006/wordprocessingDrawing" xmlns:w10="urn:schemas-microsoft-com:office:word" xmlns:w="http://schemas.openxmlformats.org/wordprocessingml/2006/main" xmlns:w14="http://schemas.microsoft.com/office/word/2010/wordml" xmlns:w15="http://schemas.microsoft.com/office/word/2012/wordml" xmlns:w16cex="http://schemas.microsoft.com/office/word/2018/wordml/cex" xmlns:w16cid="http://schemas.microsoft.com/office/word/2016/wordml/cid" xmlns:w16="http://schemas.microsoft.com/office/word/2018/wordml" xmlns:w16du="http://schemas.microsoft.com/office/word/2023/wordml/word16du" xmlns:w16sdtdh="http://schemas.microsoft.com/office/word/2020/wordml/sdtdatahash" xmlns:w16sdtfl="http://schemas.microsoft.com/office/word/2024/wordml/sdtformatlock" xmlns:w16se="http://schemas.microsoft.com/office/word/2015/wordml/symex" xmlns:wpg="http://schemas.microsoft.com/office/word/2010/wordprocessingGroup" xmlns:wpi="http://schemas.microsoft.com/office/word/2010/wordprocessingInk" xmlns:wne="http://schemas.microsoft.com/office/word/2006/wordml" xmlns:wps="http://schemas.microsoft.com/office/word/2010/wordprocessingShape" mc:Ignorable="w14 w15 w16se w16cid w16 w16cex w16sdtdh w16sdtfl w16du wp14">
+<w:ftr xmlns:wpc="http://schemas.microsoft.com/office/word/2010/wordprocessingCanvas" xmlns:cx="http://schemas.microsoft.com/office/drawing/2014/chartex" xmlns:cx1="http://schemas.microsoft.com/office/drawing/2015/9/8/chartex" xmlns:cx2="http://schemas.microsoft.com/office/drawing/2015/10/21/chartex" xmlns:cx3="http://schemas.microsoft.com/office/drawing/2016/5/9/chartex" xmlns:cx4="http://schemas.microsoft.com/office/drawing/2016/5/10/chartex" xmlns:cx5="http://schemas.microsoft.com/office/drawing/2016/5/11/chartex" xmlns:cx6="http://schemas.microsoft.com/office/drawing/2016/5/12/chartex" xmlns:cx7="http://schemas.microsoft.com/office/drawing/2016/5/13/chartex" xmlns:cx8="http://schemas.microsoft.com/office/drawing/2016/5/14/chartex" xmlns:mc="http://schemas.openxmlformats.org/markup-compatibility/2006" xmlns:aink="http://schemas.microsoft.com/office/drawing/2016/ink" xmlns:am3d="http://schemas.microsoft.com/office/drawing/2017/model3d" xmlns:o="urn:schemas-microsoft-com:office:office" xmlns:oel="http://schemas.microsoft.com/office/2019/extlst" xmlns:r="http://schemas.openxmlformats.org/officeDocument/2006/relationships" xmlns:m="http://schemas.openxmlformats.org/officeDocument/2006/math" xmlns:v="urn:schemas-microsoft-com:vml" xmlns:wp14="http://schemas.microsoft.com/office/word/2010/wordprocessingDrawing" xmlns:wp="http://schemas.openxmlformats.org/drawingml/2006/wordprocessingDrawing" xmlns:w10="urn:schemas-microsoft-com:office:word" xmlns:w="http://schemas.openxmlformats.org/wordprocessingml/2006/main" xmlns:w14="http://schemas.microsoft.com/office/word/2010/wordml" xmlns:w15="http://schemas.microsoft.com/office/word/2012/wordml" xmlns:w16cei="http://schemas.microsoft.com/office/word/2026/wordml/cei" xmlns:w16cex="http://schemas.microsoft.com/office/word/2018/wordml/cex" xmlns:w16cid="http://schemas.microsoft.com/office/word/2016/wordml/cid" xmlns:w16="http://schemas.microsoft.com/office/word/2018/wordml" xmlns:w16du="http://schemas.microsoft.com/office/word/2023/wordml/word16du" xmlns:w16sdtdh="http://schemas.microsoft.com/office/word/2020/wordml/sdtdatahash" xmlns:w16sdtfl="http://schemas.microsoft.com/office/word/2024/wordml/sdtformatlock" xmlns:w16se="http://schemas.microsoft.com/office/word/2015/wordml/symex" xmlns:wpg="http://schemas.microsoft.com/office/word/2010/wordprocessingGroup" xmlns:wpi="http://schemas.microsoft.com/office/word/2010/wordprocessingInk" xmlns:wne="http://schemas.microsoft.com/office/word/2006/wordml" xmlns:wps="http://schemas.microsoft.com/office/word/2010/wordprocessingShape" mc:Ignorable="w14 w15 w16se w16cid w16 w16cex w16sdtdh w16sdtfl w16du wp14">
   <w:p>
     <w:pPr>
       <w:pStyle w:val="Footer"/>
@@ -2386,7 +1839,7 @@
 </file>
 
 <file path=word/footnotes.xml><?xml version="1.0" encoding="utf-8"?>
-<w:footnotes xmlns:wpc="http://schemas.microsoft.com/office/word/2010/wordprocessingCanvas" xmlns:cx="http://schemas.microsoft.com/office/drawing/2014/chartex" xmlns:cx1="http://schemas.microsoft.com/office/drawing/2015/9/8/chartex" xmlns:cx2="http://schemas.microsoft.com/office/drawing/2015/10/21/chartex" xmlns:cx3="http://schemas.microsoft.com/office/drawing/2016/5/9/chartex" xmlns:cx4="http://schemas.microsoft.com/office/drawing/2016/5/10/chartex" xmlns:cx5="http://schemas.microsoft.com/office/drawing/2016/5/11/chartex" xmlns:cx6="http://schemas.microsoft.com/office/drawing/2016/5/12/chartex" xmlns:cx7="http://schemas.microsoft.com/office/drawing/2016/5/13/chartex" xmlns:cx8="http://schemas.microsoft.com/office/drawing/2016/5/14/chartex" xmlns:mc="http://schemas.openxmlformats.org/markup-compatibility/2006" xmlns:aink="http://schemas.microsoft.com/office/drawing/2016/ink" xmlns:am3d="http://schemas.microsoft.com/office/drawing/2017/model3d" xmlns:o="urn:schemas-microsoft-com:office:office" xmlns:oel="http://schemas.microsoft.com/office/2019/extlst" xmlns:r="http://schemas.openxmlformats.org/officeDocument/2006/relationships" xmlns:m="http://schemas.openxmlformats.org/officeDocument/2006/math" xmlns:v="urn:schemas-microsoft-com:vml" xmlns:wp14="http://schemas.microsoft.com/office/word/2010/wordprocessingDrawing" xmlns:wp="http://schemas.openxmlformats.org/drawingml/2006/wordprocessingDrawing" xmlns:w10="urn:schemas-microsoft-com:office:word" xmlns:w="http://schemas.openxmlformats.org/wordprocessingml/2006/main" xmlns:w14="http://schemas.microsoft.com/office/word/2010/wordml" xmlns:w15="http://schemas.microsoft.com/office/word/2012/wordml" xmlns:w16cex="http://schemas.microsoft.com/office/word/2018/wordml/cex" xmlns:w16cid="http://schemas.microsoft.com/office/word/2016/wordml/cid" xmlns:w16="http://schemas.microsoft.com/office/word/2018/wordml" xmlns:w16du="http://schemas.microsoft.com/office/word/2023/wordml/word16du" xmlns:w16sdtdh="http://schemas.microsoft.com/office/word/2020/wordml/sdtdatahash" xmlns:w16sdtfl="http://schemas.microsoft.com/office/word/2024/wordml/sdtformatlock" xmlns:w16se="http://schemas.microsoft.com/office/word/2015/wordml/symex" xmlns:wpg="http://schemas.microsoft.com/office/word/2010/wordprocessingGroup" xmlns:wpi="http://schemas.microsoft.com/office/word/2010/wordprocessingInk" xmlns:wne="http://schemas.microsoft.com/office/word/2006/wordml" xmlns:wps="http://schemas.microsoft.com/office/word/2010/wordprocessingShape" mc:Ignorable="w14 w15 w16se w16cid w16 w16cex w16sdtdh w16sdtfl w16du wp14">
+<w:footnotes xmlns:wpc="http://schemas.microsoft.com/office/word/2010/wordprocessingCanvas" xmlns:cx="http://schemas.microsoft.com/office/drawing/2014/chartex" xmlns:cx1="http://schemas.microsoft.com/office/drawing/2015/9/8/chartex" xmlns:cx2="http://schemas.microsoft.com/office/drawing/2015/10/21/chartex" xmlns:cx3="http://schemas.microsoft.com/office/drawing/2016/5/9/chartex" xmlns:cx4="http://schemas.microsoft.com/office/drawing/2016/5/10/chartex" xmlns:cx5="http://schemas.microsoft.com/office/drawing/2016/5/11/chartex" xmlns:cx6="http://schemas.microsoft.com/office/drawing/2016/5/12/chartex" xmlns:cx7="http://schemas.microsoft.com/office/drawing/2016/5/13/chartex" xmlns:cx8="http://schemas.microsoft.com/office/drawing/2016/5/14/chartex" xmlns:mc="http://schemas.openxmlformats.org/markup-compatibility/2006" xmlns:aink="http://schemas.microsoft.com/office/drawing/2016/ink" xmlns:am3d="http://schemas.microsoft.com/office/drawing/2017/model3d" xmlns:o="urn:schemas-microsoft-com:office:office" xmlns:oel="http://schemas.microsoft.com/office/2019/extlst" xmlns:r="http://schemas.openxmlformats.org/officeDocument/2006/relationships" xmlns:m="http://schemas.openxmlformats.org/officeDocument/2006/math" xmlns:v="urn:schemas-microsoft-com:vml" xmlns:wp14="http://schemas.microsoft.com/office/word/2010/wordprocessingDrawing" xmlns:wp="http://schemas.openxmlformats.org/drawingml/2006/wordprocessingDrawing" xmlns:w10="urn:schemas-microsoft-com:office:word" xmlns:w="http://schemas.openxmlformats.org/wordprocessingml/2006/main" xmlns:w14="http://schemas.microsoft.com/office/word/2010/wordml" xmlns:w15="http://schemas.microsoft.com/office/word/2012/wordml" xmlns:w16cei="http://schemas.microsoft.com/office/word/2026/wordml/cei" xmlns:w16cex="http://schemas.microsoft.com/office/word/2018/wordml/cex" xmlns:w16cid="http://schemas.microsoft.com/office/word/2016/wordml/cid" xmlns:w16="http://schemas.microsoft.com/office/word/2018/wordml" xmlns:w16du="http://schemas.microsoft.com/office/word/2023/wordml/word16du" xmlns:w16sdtdh="http://schemas.microsoft.com/office/word/2020/wordml/sdtdatahash" xmlns:w16sdtfl="http://schemas.microsoft.com/office/word/2024/wordml/sdtformatlock" xmlns:w16se="http://schemas.microsoft.com/office/word/2015/wordml/symex" xmlns:wpg="http://schemas.microsoft.com/office/word/2010/wordprocessingGroup" xmlns:wpi="http://schemas.microsoft.com/office/word/2010/wordprocessingInk" xmlns:wne="http://schemas.microsoft.com/office/word/2006/wordml" xmlns:wps="http://schemas.microsoft.com/office/word/2010/wordprocessingShape" mc:Ignorable="w14 w15 w16se w16cid w16 w16cex w16sdtdh w16sdtfl w16du wp14">
   <w:footnote w:type="separator" w:id="-1">
     <w:p>
       <w:r>
@@ -2405,7 +1858,7 @@
 </file>
 
 <file path=word/header1.xml><?xml version="1.0" encoding="utf-8"?>
-<w:hdr xmlns:wpc="http://schemas.microsoft.com/office/word/2010/wordprocessingCanvas" xmlns:cx="http://schemas.microsoft.com/office/drawing/2014/chartex" xmlns:cx1="http://schemas.microsoft.com/office/drawing/2015/9/8/chartex" xmlns:cx2="http://schemas.microsoft.com/office/drawing/2015/10/21/chartex" xmlns:cx3="http://schemas.microsoft.com/office/drawing/2016/5/9/chartex" xmlns:cx4="http://schemas.microsoft.com/office/drawing/2016/5/10/chartex" xmlns:cx5="http://schemas.microsoft.com/office/drawing/2016/5/11/chartex" xmlns:cx6="http://schemas.microsoft.com/office/drawing/2016/5/12/chartex" xmlns:cx7="http://schemas.microsoft.com/office/drawing/2016/5/13/chartex" xmlns:cx8="http://schemas.microsoft.com/office/drawing/2016/5/14/chartex" xmlns:mc="http://schemas.openxmlformats.org/markup-compatibility/2006" xmlns:aink="http://schemas.microsoft.com/office/drawing/2016/ink" xmlns:am3d="http://schemas.microsoft.com/office/drawing/2017/model3d" xmlns:o="urn:schemas-microsoft-com:office:office" xmlns:oel="http://schemas.microsoft.com/office/2019/extlst" xmlns:r="http://schemas.openxmlformats.org/officeDocument/2006/relationships" xmlns:m="http://schemas.openxmlformats.org/officeDocument/2006/math" xmlns:v="urn:schemas-microsoft-com:vml" xmlns:wp14="http://schemas.microsoft.com/office/word/2010/wordprocessingDrawing" xmlns:wp="http://schemas.openxmlformats.org/drawingml/2006/wordprocessingDrawing" xmlns:w10="urn:schemas-microsoft-com:office:word" xmlns:w="http://schemas.openxmlformats.org/wordprocessingml/2006/main" xmlns:w14="http://schemas.microsoft.com/office/word/2010/wordml" xmlns:w15="http://schemas.microsoft.com/office/word/2012/wordml" xmlns:w16cex="http://schemas.microsoft.com/office/word/2018/wordml/cex" xmlns:w16cid="http://schemas.microsoft.com/office/word/2016/wordml/cid" xmlns:w16="http://schemas.microsoft.com/office/word/2018/wordml" xmlns:w16du="http://schemas.microsoft.com/office/word/2023/wordml/word16du" xmlns:w16sdtdh="http://schemas.microsoft.com/office/word/2020/wordml/sdtdatahash" xmlns:w16sdtfl="http://schemas.microsoft.com/office/word/2024/wordml/sdtformatlock" xmlns:w16se="http://schemas.microsoft.com/office/word/2015/wordml/symex" xmlns:wpg="http://schemas.microsoft.com/office/word/2010/wordprocessingGroup" xmlns:wpi="http://schemas.microsoft.com/office/word/2010/wordprocessingInk" xmlns:wne="http://schemas.microsoft.com/office/word/2006/wordml" xmlns:wps="http://schemas.microsoft.com/office/word/2010/wordprocessingShape" mc:Ignorable="w14 w15 w16se w16cid w16 w16cex w16sdtdh w16sdtfl w16du wp14">
+<w:hdr xmlns:wpc="http://schemas.microsoft.com/office/word/2010/wordprocessingCanvas" xmlns:cx="http://schemas.microsoft.com/office/drawing/2014/chartex" xmlns:cx1="http://schemas.microsoft.com/office/drawing/2015/9/8/chartex" xmlns:cx2="http://schemas.microsoft.com/office/drawing/2015/10/21/chartex" xmlns:cx3="http://schemas.microsoft.com/office/drawing/2016/5/9/chartex" xmlns:cx4="http://schemas.microsoft.com/office/drawing/2016/5/10/chartex" xmlns:cx5="http://schemas.microsoft.com/office/drawing/2016/5/11/chartex" xmlns:cx6="http://schemas.microsoft.com/office/drawing/2016/5/12/chartex" xmlns:cx7="http://schemas.microsoft.com/office/drawing/2016/5/13/chartex" xmlns:cx8="http://schemas.microsoft.com/office/drawing/2016/5/14/chartex" xmlns:mc="http://schemas.openxmlformats.org/markup-compatibility/2006" xmlns:aink="http://schemas.microsoft.com/office/drawing/2016/ink" xmlns:am3d="http://schemas.microsoft.com/office/drawing/2017/model3d" xmlns:o="urn:schemas-microsoft-com:office:office" xmlns:oel="http://schemas.microsoft.com/office/2019/extlst" xmlns:r="http://schemas.openxmlformats.org/officeDocument/2006/relationships" xmlns:m="http://schemas.openxmlformats.org/officeDocument/2006/math" xmlns:v="urn:schemas-microsoft-com:vml" xmlns:wp14="http://schemas.microsoft.com/office/word/2010/wordprocessingDrawing" xmlns:wp="http://schemas.openxmlformats.org/drawingml/2006/wordprocessingDrawing" xmlns:w10="urn:schemas-microsoft-com:office:word" xmlns:w="http://schemas.openxmlformats.org/wordprocessingml/2006/main" xmlns:w14="http://schemas.microsoft.com/office/word/2010/wordml" xmlns:w15="http://schemas.microsoft.com/office/word/2012/wordml" xmlns:w16cei="http://schemas.microsoft.com/office/word/2026/wordml/cei" xmlns:w16cex="http://schemas.microsoft.com/office/word/2018/wordml/cex" xmlns:w16cid="http://schemas.microsoft.com/office/word/2016/wordml/cid" xmlns:w16="http://schemas.microsoft.com/office/word/2018/wordml" xmlns:w16du="http://schemas.microsoft.com/office/word/2023/wordml/word16du" xmlns:w16sdtdh="http://schemas.microsoft.com/office/word/2020/wordml/sdtdatahash" xmlns:w16sdtfl="http://schemas.microsoft.com/office/word/2024/wordml/sdtformatlock" xmlns:w16se="http://schemas.microsoft.com/office/word/2015/wordml/symex" xmlns:wpg="http://schemas.microsoft.com/office/word/2010/wordprocessingGroup" xmlns:wpi="http://schemas.microsoft.com/office/word/2010/wordprocessingInk" xmlns:wne="http://schemas.microsoft.com/office/word/2006/wordml" xmlns:wps="http://schemas.microsoft.com/office/word/2010/wordprocessingShape" mc:Ignorable="w14 w15 w16se w16cid w16 w16cex w16sdtdh w16sdtfl w16du wp14">
   <w:p>
     <w:pPr>
       <w:pStyle w:val="Header"/>
@@ -2437,7 +1890,7 @@
 </file>
 
 <file path=word/numbering.xml><?xml version="1.0" encoding="utf-8"?>
-<w:numbering xmlns:wpc="http://schemas.microsoft.com/office/word/2010/wordprocessingCanvas" xmlns:cx="http://schemas.microsoft.com/office/drawing/2014/chartex" xmlns:cx1="http://schemas.microsoft.com/office/drawing/2015/9/8/chartex" xmlns:cx2="http://schemas.microsoft.com/office/drawing/2015/10/21/chartex" xmlns:cx3="http://schemas.microsoft.com/office/drawing/2016/5/9/chartex" xmlns:cx4="http://schemas.microsoft.com/office/drawing/2016/5/10/chartex" xmlns:cx5="http://schemas.microsoft.com/office/drawing/2016/5/11/chartex" xmlns:cx6="http://schemas.microsoft.com/office/drawing/2016/5/12/chartex" xmlns:cx7="http://schemas.microsoft.com/office/drawing/2016/5/13/chartex" xmlns:cx8="http://schemas.microsoft.com/office/drawing/2016/5/14/chartex" xmlns:mc="http://schemas.openxmlformats.org/markup-compatibility/2006" xmlns:aink="http://schemas.microsoft.com/office/drawing/2016/ink" xmlns:am3d="http://schemas.microsoft.com/office/drawing/2017/model3d" xmlns:o="urn:schemas-microsoft-com:office:office" xmlns:oel="http://schemas.microsoft.com/office/2019/extlst" xmlns:r="http://schemas.openxmlformats.org/officeDocument/2006/relationships" xmlns:m="http://schemas.openxmlformats.org/officeDocument/2006/math" xmlns:v="urn:schemas-microsoft-com:vml" xmlns:wp14="http://schemas.microsoft.com/office/word/2010/wordprocessingDrawing" xmlns:wp="http://schemas.openxmlformats.org/drawingml/2006/wordprocessingDrawing" xmlns:w10="urn:schemas-microsoft-com:office:word" xmlns:w="http://schemas.openxmlformats.org/wordprocessingml/2006/main" xmlns:w14="http://schemas.microsoft.com/office/word/2010/wordml" xmlns:w15="http://schemas.microsoft.com/office/word/2012/wordml" xmlns:w16cex="http://schemas.microsoft.com/office/word/2018/wordml/cex" xmlns:w16cid="http://schemas.microsoft.com/office/word/2016/wordml/cid" xmlns:w16="http://schemas.microsoft.com/office/word/2018/wordml" xmlns:w16du="http://schemas.microsoft.com/office/word/2023/wordml/word16du" xmlns:w16sdtdh="http://schemas.microsoft.com/office/word/2020/wordml/sdtdatahash" xmlns:w16sdtfl="http://schemas.microsoft.com/office/word/2024/wordml/sdtformatlock" xmlns:w16se="http://schemas.microsoft.com/office/word/2015/wordml/symex" xmlns:wpg="http://schemas.microsoft.com/office/word/2010/wordprocessingGroup" xmlns:wpi="http://schemas.microsoft.com/office/word/2010/wordprocessingInk" xmlns:wne="http://schemas.microsoft.com/office/word/2006/wordml" xmlns:wps="http://schemas.microsoft.com/office/word/2010/wordprocessingShape" mc:Ignorable="w14 w15 w16se w16cid w16 w16cex w16sdtdh w16sdtfl w16du wp14">
+<w:numbering xmlns:wpc="http://schemas.microsoft.com/office/word/2010/wordprocessingCanvas" xmlns:cx="http://schemas.microsoft.com/office/drawing/2014/chartex" xmlns:cx1="http://schemas.microsoft.com/office/drawing/2015/9/8/chartex" xmlns:cx2="http://schemas.microsoft.com/office/drawing/2015/10/21/chartex" xmlns:cx3="http://schemas.microsoft.com/office/drawing/2016/5/9/chartex" xmlns:cx4="http://schemas.microsoft.com/office/drawing/2016/5/10/chartex" xmlns:cx5="http://schemas.microsoft.com/office/drawing/2016/5/11/chartex" xmlns:cx6="http://schemas.microsoft.com/office/drawing/2016/5/12/chartex" xmlns:cx7="http://schemas.microsoft.com/office/drawing/2016/5/13/chartex" xmlns:cx8="http://schemas.microsoft.com/office/drawing/2016/5/14/chartex" xmlns:mc="http://schemas.openxmlformats.org/markup-compatibility/2006" xmlns:aink="http://schemas.microsoft.com/office/drawing/2016/ink" xmlns:am3d="http://schemas.microsoft.com/office/drawing/2017/model3d" xmlns:o="urn:schemas-microsoft-com:office:office" xmlns:oel="http://schemas.microsoft.com/office/2019/extlst" xmlns:r="http://schemas.openxmlformats.org/officeDocument/2006/relationships" xmlns:m="http://schemas.openxmlformats.org/officeDocument/2006/math" xmlns:v="urn:schemas-microsoft-com:vml" xmlns:wp14="http://schemas.microsoft.com/office/word/2010/wordprocessingDrawing" xmlns:wp="http://schemas.openxmlformats.org/drawingml/2006/wordprocessingDrawing" xmlns:w10="urn:schemas-microsoft-com:office:word" xmlns:w="http://schemas.openxmlformats.org/wordprocessingml/2006/main" xmlns:w14="http://schemas.microsoft.com/office/word/2010/wordml" xmlns:w15="http://schemas.microsoft.com/office/word/2012/wordml" xmlns:w16cei="http://schemas.microsoft.com/office/word/2026/wordml/cei" xmlns:w16cex="http://schemas.microsoft.com/office/word/2018/wordml/cex" xmlns:w16cid="http://schemas.microsoft.com/office/word/2016/wordml/cid" xmlns:w16="http://schemas.microsoft.com/office/word/2018/wordml" xmlns:w16du="http://schemas.microsoft.com/office/word/2023/wordml/word16du" xmlns:w16sdtdh="http://schemas.microsoft.com/office/word/2020/wordml/sdtdatahash" xmlns:w16sdtfl="http://schemas.microsoft.com/office/word/2024/wordml/sdtformatlock" xmlns:w16se="http://schemas.microsoft.com/office/word/2015/wordml/symex" xmlns:wpg="http://schemas.microsoft.com/office/word/2010/wordprocessingGroup" xmlns:wpi="http://schemas.microsoft.com/office/word/2010/wordprocessingInk" xmlns:wne="http://schemas.microsoft.com/office/word/2006/wordml" xmlns:wps="http://schemas.microsoft.com/office/word/2010/wordprocessingShape" mc:Ignorable="w14 w15 w16se w16cid w16 w16cex w16sdtdh w16sdtfl w16du wp14">
   <w:abstractNum w:abstractNumId="0" w15:restartNumberingAfterBreak="0">
     <w:nsid w:val="27F0573B"/>
     <w:multiLevelType w:val="singleLevel"/>

--- a/webapp/templates/TOTRINH/05_Mau_Quyet_dinh_quy_dinh_truc_tiep.docx
+++ b/webapp/templates/TOTRINH/05_Mau_Quyet_dinh_quy_dinh_truc_tiep.docx
@@ -1690,47 +1690,8 @@
                 <w:rFonts w:ascii="Times New Roman" w:hAnsi="Times New Roman"/>
               </w:rPr>
             </w:pPr>
-            <w:proofErr w:type="spellStart"/>
-            <w:r>
-              <w:rPr>
-                <w:rFonts w:ascii="Times New Roman" w:hAnsi="Times New Roman"/>
-              </w:rPr>
-              <w:t>Họ</w:t>
-            </w:r>
-            <w:proofErr w:type="spellEnd"/>
-            <w:r>
-              <w:rPr>
-                <w:rFonts w:ascii="Times New Roman" w:hAnsi="Times New Roman"/>
-              </w:rPr>
-              <w:t xml:space="preserve"> </w:t>
-            </w:r>
-            <w:proofErr w:type="spellStart"/>
-            <w:r>
-              <w:rPr>
-                <w:rFonts w:ascii="Times New Roman" w:hAnsi="Times New Roman"/>
-              </w:rPr>
-              <w:t>và</w:t>
-            </w:r>
-            <w:proofErr w:type="spellEnd"/>
-            <w:r>
-              <w:rPr>
-                <w:rFonts w:ascii="Times New Roman" w:hAnsi="Times New Roman"/>
-              </w:rPr>
-              <w:t xml:space="preserve"> </w:t>
-            </w:r>
-            <w:proofErr w:type="spellStart"/>
-            <w:r>
-              <w:rPr>
-                <w:rFonts w:ascii="Times New Roman" w:hAnsi="Times New Roman"/>
-              </w:rPr>
-              <w:t>tên</w:t>
-            </w:r>
-            <w:proofErr w:type="spellEnd"/>
-            <w:r>
-              <w:rPr>
-                <w:rFonts w:ascii="Times New Roman" w:hAnsi="Times New Roman"/>
-              </w:rPr>
-              <w:t xml:space="preserve"> </w:t>
+            <w:r>
+              <w:t>(SIGNER)</w:t>
             </w:r>
           </w:p>
         </w:tc>

--- a/webapp/templates/TOTRINH/05_Mau_Quyet_dinh_quy_dinh_truc_tiep.docx
+++ b/webapp/templates/TOTRINH/05_Mau_Quyet_dinh_quy_dinh_truc_tiep.docx
@@ -556,60 +556,8 @@
           <w:b w:val="0"/>
         </w:rPr>
       </w:pPr>
-      <w:proofErr w:type="spellStart"/>
-      <w:r>
-        <w:rPr>
-          <w:rFonts w:ascii="Times New Roman" w:hAnsi="Times New Roman"/>
-        </w:rPr>
-        <w:t>Về</w:t>
-      </w:r>
-      <w:proofErr w:type="spellEnd"/>
-      <w:r>
-        <w:rPr>
-          <w:rFonts w:ascii="Times New Roman" w:hAnsi="Times New Roman"/>
-        </w:rPr>
-        <w:t xml:space="preserve"> </w:t>
-      </w:r>
-      <w:proofErr w:type="spellStart"/>
-      <w:r>
-        <w:rPr>
-          <w:rFonts w:ascii="Times New Roman" w:hAnsi="Times New Roman"/>
-        </w:rPr>
-        <w:t>việc</w:t>
-      </w:r>
-      <w:proofErr w:type="spellEnd"/>
-      <w:r>
-        <w:rPr>
-          <w:rFonts w:ascii="Times New Roman" w:hAnsi="Times New Roman"/>
-        </w:rPr>
-        <w:t xml:space="preserve"> ...................... </w:t>
-      </w:r>
-      <w:r>
-        <w:rPr>
-          <w:rFonts w:ascii="Times New Roman" w:hAnsi="Times New Roman"/>
-          <w:sz w:val="24"/>
-        </w:rPr>
-        <w:t>(</w:t>
-      </w:r>
-      <w:r>
-        <w:rPr>
-          <w:rFonts w:ascii="Times New Roman" w:hAnsi="Times New Roman"/>
-          <w:sz w:val="24"/>
-        </w:rPr>
-        <w:t>3</w:t>
-      </w:r>
-      <w:r>
-        <w:rPr>
-          <w:rFonts w:ascii="Times New Roman" w:hAnsi="Times New Roman"/>
-          <w:sz w:val="24"/>
-        </w:rPr>
-        <w:t xml:space="preserve">) </w:t>
-      </w:r>
-      <w:r>
-        <w:rPr>
-          <w:rFonts w:ascii="Times New Roman" w:hAnsi="Times New Roman"/>
-        </w:rPr>
-        <w:t>.…...........................</w:t>
+      <w:r>
+        <w:t>Về việc (TITLE)</w:t>
       </w:r>
     </w:p>
     <w:p>
